--- a/lessons/2-5/downloads/reveal/teacher/2.5-homework-packet.docx
+++ b/lessons/2-5/downloads/reveal/teacher/2.5-homework-packet.docx
@@ -15,10 +15,28 @@
         <w:rPr>
           <w:rFonts w:ascii="Avenir Next" w:hAnsi="Avenir Next" w:cs="Avenir Next" w:eastAsia="Avenir Next"/>
           <w:color w:val="1A1A1A"/>
+          <w:sz w:val="22"/>
+          <w:szCs w:val="20"/>
+        </w:rPr>
+        <w:t xml:space="preserve">Name</w:t>
+      </w:r>
+      <w:r>
+        <w:rPr>
+          <w:rFonts w:ascii="Avenir Next" w:hAnsi="Avenir Next" w:cs="Avenir Next" w:eastAsia="Avenir Next"/>
+          <w:color w:val="1A1A1A"/>
           <w:sz w:val="20"/>
           <w:szCs w:val="20"/>
         </w:rPr>
-        <w:t xml:space="preserve">Name</w:t>
+        <w:tab/>
+      </w:r>
+      <w:r>
+        <w:rPr>
+          <w:rFonts w:ascii="Avenir Next" w:hAnsi="Avenir Next" w:cs="Avenir Next" w:eastAsia="Avenir Next"/>
+          <w:color w:val="1A1A1A"/>
+          <w:sz w:val="22"/>
+          <w:szCs w:val="20"/>
+        </w:rPr>
+        <w:t xml:space="preserve">   Date</w:t>
       </w:r>
       <w:r>
         <w:rPr>
@@ -33,25 +51,7 @@
         <w:rPr>
           <w:rFonts w:ascii="Avenir Next" w:hAnsi="Avenir Next" w:cs="Avenir Next" w:eastAsia="Avenir Next"/>
           <w:color w:val="1A1A1A"/>
-          <w:sz w:val="20"/>
-          <w:szCs w:val="20"/>
-        </w:rPr>
-        <w:t xml:space="preserve">   Date</w:t>
-      </w:r>
-      <w:r>
-        <w:rPr>
-          <w:rFonts w:ascii="Avenir Next" w:hAnsi="Avenir Next" w:cs="Avenir Next" w:eastAsia="Avenir Next"/>
-          <w:color w:val="1A1A1A"/>
-          <w:sz w:val="20"/>
-          <w:szCs w:val="20"/>
-        </w:rPr>
-        <w:tab/>
-      </w:r>
-      <w:r>
-        <w:rPr>
-          <w:rFonts w:ascii="Avenir Next" w:hAnsi="Avenir Next" w:cs="Avenir Next" w:eastAsia="Avenir Next"/>
-          <w:color w:val="1A1A1A"/>
-          <w:sz w:val="20"/>
+          <w:sz w:val="22"/>
           <w:szCs w:val="20"/>
         </w:rPr>
         <w:t xml:space="preserve">   Period</w:t>
@@ -78,7 +78,7 @@
           <w:caps/>
           <w:color w:val="003A70"/>
           <w:spacing w:val="12"/>
-          <w:sz w:val="19"/>
+          <w:sz w:val="22"/>
           <w:szCs w:val="19"/>
         </w:rPr>
         <w:t xml:space="preserve">Lesson 2-5  ·  Homework Packet  ·  Sheet 1 of 2</w:t>
@@ -86,6 +86,7 @@
     </w:p>
     <w:p>
       <w:pPr>
+        <w:pStyle w:val="Heading1"/>
         <w:keepNext/>
         <w:spacing w:before="0" w:after="0" w:line="240" w:lineRule="auto"/>
       </w:pPr>
@@ -111,7 +112,7 @@
         <w:rPr>
           <w:rFonts w:ascii="Avenir Next" w:hAnsi="Avenir Next" w:cs="Avenir Next" w:eastAsia="Avenir Next"/>
           <w:color w:val="5A5F66"/>
-          <w:sz w:val="17"/>
+          <w:sz w:val="22"/>
           <w:szCs w:val="17"/>
         </w:rPr>
         <w:t xml:space="preserve">Maryland Standard 6.SP.B.5c   ·   Learning target — I can find the range and the interquartile range of a data set.</w:t>
@@ -158,6 +159,7 @@
           </w:tcPr>
           <w:p>
             <w:pPr>
+              <w:pStyle w:val="Heading2"/>
               <w:spacing w:before="0" w:after="0" w:line="240" w:lineRule="auto"/>
             </w:pPr>
             <w:r>
@@ -185,35 +187,35 @@
                 <w:rFonts w:ascii="Avenir Next" w:hAnsi="Avenir Next" w:cs="Avenir Next" w:eastAsia="Avenir Next"/>
                 <w:b/>
                 <w:color w:val="003A70"/>
+                <w:sz w:val="22"/>
+                <w:szCs w:val="18"/>
+              </w:rPr>
+              <w:t xml:space="preserve">•</w:t>
+            </w:r>
+            <w:r>
+              <w:rPr>
+                <w:rFonts w:ascii="Avenir Next" w:hAnsi="Avenir Next" w:cs="Avenir Next" w:eastAsia="Avenir Next"/>
+                <w:color w:val="1A1A1A"/>
                 <w:sz w:val="18"/>
                 <w:szCs w:val="18"/>
               </w:rPr>
-              <w:t xml:space="preserve">•</w:t>
-            </w:r>
-            <w:r>
-              <w:rPr>
-                <w:rFonts w:ascii="Avenir Next" w:hAnsi="Avenir Next" w:cs="Avenir Next" w:eastAsia="Avenir Next"/>
-                <w:color w:val="1A1A1A"/>
-                <w:sz w:val="18"/>
+              <w:tab/>
+            </w:r>
+            <w:r>
+              <w:rPr>
+                <w:rFonts w:ascii="Avenir Next" w:hAnsi="Avenir Next" w:cs="Avenir Next" w:eastAsia="Avenir Next"/>
+                <w:b/>
+                <w:color w:val="1A1A1A"/>
+                <w:sz w:val="22"/>
                 <w:szCs w:val="18"/>
               </w:rPr>
-              <w:tab/>
-            </w:r>
-            <w:r>
-              <w:rPr>
-                <w:rFonts w:ascii="Avenir Next" w:hAnsi="Avenir Next" w:cs="Avenir Next" w:eastAsia="Avenir Next"/>
-                <w:b/>
-                <w:color w:val="1A1A1A"/>
-                <w:sz w:val="18"/>
-                <w:szCs w:val="18"/>
-              </w:rPr>
               <w:t xml:space="preserve">Range</w:t>
             </w:r>
             <w:r>
               <w:rPr>
                 <w:rFonts w:ascii="Avenir Next" w:hAnsi="Avenir Next" w:cs="Avenir Next" w:eastAsia="Avenir Next"/>
                 <w:color w:val="1A1A1A"/>
-                <w:sz w:val="18"/>
+                <w:sz w:val="22"/>
                 <w:szCs w:val="18"/>
               </w:rPr>
               <w:t xml:space="preserve"> = maximum − minimum. It is the spread of all the data.</w:t>
@@ -232,35 +234,35 @@
                 <w:rFonts w:ascii="Avenir Next" w:hAnsi="Avenir Next" w:cs="Avenir Next" w:eastAsia="Avenir Next"/>
                 <w:b/>
                 <w:color w:val="003A70"/>
+                <w:sz w:val="22"/>
+                <w:szCs w:val="18"/>
+              </w:rPr>
+              <w:t xml:space="preserve">•</w:t>
+            </w:r>
+            <w:r>
+              <w:rPr>
+                <w:rFonts w:ascii="Avenir Next" w:hAnsi="Avenir Next" w:cs="Avenir Next" w:eastAsia="Avenir Next"/>
+                <w:color w:val="1A1A1A"/>
                 <w:sz w:val="18"/>
                 <w:szCs w:val="18"/>
               </w:rPr>
-              <w:t xml:space="preserve">•</w:t>
-            </w:r>
-            <w:r>
-              <w:rPr>
-                <w:rFonts w:ascii="Avenir Next" w:hAnsi="Avenir Next" w:cs="Avenir Next" w:eastAsia="Avenir Next"/>
-                <w:color w:val="1A1A1A"/>
-                <w:sz w:val="18"/>
+              <w:tab/>
+            </w:r>
+            <w:r>
+              <w:rPr>
+                <w:rFonts w:ascii="Avenir Next" w:hAnsi="Avenir Next" w:cs="Avenir Next" w:eastAsia="Avenir Next"/>
+                <w:b/>
+                <w:color w:val="1A1A1A"/>
+                <w:sz w:val="22"/>
                 <w:szCs w:val="18"/>
               </w:rPr>
-              <w:tab/>
-            </w:r>
-            <w:r>
-              <w:rPr>
-                <w:rFonts w:ascii="Avenir Next" w:hAnsi="Avenir Next" w:cs="Avenir Next" w:eastAsia="Avenir Next"/>
-                <w:b/>
-                <w:color w:val="1A1A1A"/>
-                <w:sz w:val="18"/>
-                <w:szCs w:val="18"/>
-              </w:rPr>
               <w:t xml:space="preserve">IQR</w:t>
             </w:r>
             <w:r>
               <w:rPr>
                 <w:rFonts w:ascii="Avenir Next" w:hAnsi="Avenir Next" w:cs="Avenir Next" w:eastAsia="Avenir Next"/>
                 <w:color w:val="1A1A1A"/>
-                <w:sz w:val="18"/>
+                <w:sz w:val="22"/>
                 <w:szCs w:val="18"/>
               </w:rPr>
               <w:t xml:space="preserve"> (interquartile range) = Q3 − Q1. It is the spread of the middle half.</w:t>
@@ -279,28 +281,28 @@
                 <w:rFonts w:ascii="Avenir Next" w:hAnsi="Avenir Next" w:cs="Avenir Next" w:eastAsia="Avenir Next"/>
                 <w:b/>
                 <w:color w:val="003A70"/>
+                <w:sz w:val="22"/>
+                <w:szCs w:val="18"/>
+              </w:rPr>
+              <w:t xml:space="preserve">•</w:t>
+            </w:r>
+            <w:r>
+              <w:rPr>
+                <w:rFonts w:ascii="Avenir Next" w:hAnsi="Avenir Next" w:cs="Avenir Next" w:eastAsia="Avenir Next"/>
+                <w:color w:val="1A1A1A"/>
                 <w:sz w:val="18"/>
                 <w:szCs w:val="18"/>
               </w:rPr>
-              <w:t xml:space="preserve">•</w:t>
-            </w:r>
-            <w:r>
-              <w:rPr>
-                <w:rFonts w:ascii="Avenir Next" w:hAnsi="Avenir Next" w:cs="Avenir Next" w:eastAsia="Avenir Next"/>
-                <w:color w:val="1A1A1A"/>
-                <w:sz w:val="18"/>
+              <w:tab/>
+            </w:r>
+            <w:r>
+              <w:rPr>
+                <w:rFonts w:ascii="Avenir Next" w:hAnsi="Avenir Next" w:cs="Avenir Next" w:eastAsia="Avenir Next"/>
+                <w:color w:val="1A1A1A"/>
+                <w:sz w:val="22"/>
                 <w:szCs w:val="18"/>
               </w:rPr>
-              <w:tab/>
-            </w:r>
-            <w:r>
-              <w:rPr>
-                <w:rFonts w:ascii="Avenir Next" w:hAnsi="Avenir Next" w:cs="Avenir Next" w:eastAsia="Avenir Next"/>
-                <w:color w:val="1A1A1A"/>
-                <w:sz w:val="18"/>
-                <w:szCs w:val="18"/>
-              </w:rPr>
-              <w:t xml:space="preserve">One extreme value changes the range a lot but the IQR very little.</w:t>
+              <w:t xml:space="preserve">The IQR is often less sensitive to extremes than the range. Recompute quartiles when the data change.</w:t>
             </w:r>
           </w:p>
         </w:tc>
@@ -312,6 +314,7 @@
           </w:tcPr>
           <w:p>
             <w:pPr>
+              <w:pStyle w:val="Heading2"/>
               <w:spacing w:before="0" w:after="0" w:line="240" w:lineRule="auto"/>
             </w:pPr>
             <w:r>
@@ -334,7 +337,7 @@
               <w:rPr>
                 <w:rFonts w:ascii="Avenir Next" w:hAnsi="Avenir Next" w:cs="Avenir Next" w:eastAsia="Avenir Next"/>
                 <w:color w:val="1A1A1A"/>
-                <w:sz w:val="17"/>
+                <w:sz w:val="22"/>
                 <w:szCs w:val="17"/>
               </w:rPr>
               <w:t xml:space="preserve">Find the range and IQR of 3, 7, 8, 10, 12, 15, 20.</w:t>
@@ -353,25 +356,25 @@
                 <w:rFonts w:ascii="Avenir Next" w:hAnsi="Avenir Next" w:cs="Avenir Next" w:eastAsia="Avenir Next"/>
                 <w:b/>
                 <w:color w:val="003A70"/>
+                <w:sz w:val="22"/>
+                <w:szCs w:val="17"/>
+              </w:rPr>
+              <w:t xml:space="preserve">Step 1</w:t>
+            </w:r>
+            <w:r>
+              <w:rPr>
+                <w:rFonts w:ascii="Avenir Next" w:hAnsi="Avenir Next" w:cs="Avenir Next" w:eastAsia="Avenir Next"/>
+                <w:color w:val="1A1A1A"/>
                 <w:sz w:val="17"/>
                 <w:szCs w:val="17"/>
               </w:rPr>
-              <w:t xml:space="preserve">Step 1</w:t>
-            </w:r>
-            <w:r>
-              <w:rPr>
-                <w:rFonts w:ascii="Avenir Next" w:hAnsi="Avenir Next" w:cs="Avenir Next" w:eastAsia="Avenir Next"/>
-                <w:color w:val="1A1A1A"/>
-                <w:sz w:val="17"/>
-                <w:szCs w:val="17"/>
-              </w:rPr>
               <w:tab/>
             </w:r>
             <w:r>
               <w:rPr>
                 <w:rFonts w:ascii="Avenir Next" w:hAnsi="Avenir Next" w:cs="Avenir Next" w:eastAsia="Avenir Next"/>
                 <w:color w:val="1A1A1A"/>
-                <w:sz w:val="17"/>
+                <w:sz w:val="22"/>
                 <w:szCs w:val="17"/>
               </w:rPr>
               <w:t xml:space="preserve">Range: 20 − 3 = 17</w:t>
@@ -390,25 +393,25 @@
                 <w:rFonts w:ascii="Avenir Next" w:hAnsi="Avenir Next" w:cs="Avenir Next" w:eastAsia="Avenir Next"/>
                 <w:b/>
                 <w:color w:val="003A70"/>
+                <w:sz w:val="22"/>
+                <w:szCs w:val="17"/>
+              </w:rPr>
+              <w:t xml:space="preserve">Step 2</w:t>
+            </w:r>
+            <w:r>
+              <w:rPr>
+                <w:rFonts w:ascii="Avenir Next" w:hAnsi="Avenir Next" w:cs="Avenir Next" w:eastAsia="Avenir Next"/>
+                <w:color w:val="1A1A1A"/>
                 <w:sz w:val="17"/>
                 <w:szCs w:val="17"/>
               </w:rPr>
-              <w:t xml:space="preserve">Step 2</w:t>
-            </w:r>
-            <w:r>
-              <w:rPr>
-                <w:rFonts w:ascii="Avenir Next" w:hAnsi="Avenir Next" w:cs="Avenir Next" w:eastAsia="Avenir Next"/>
-                <w:color w:val="1A1A1A"/>
-                <w:sz w:val="17"/>
-                <w:szCs w:val="17"/>
-              </w:rPr>
               <w:tab/>
             </w:r>
             <w:r>
               <w:rPr>
                 <w:rFonts w:ascii="Avenir Next" w:hAnsi="Avenir Next" w:cs="Avenir Next" w:eastAsia="Avenir Next"/>
                 <w:color w:val="1A1A1A"/>
-                <w:sz w:val="17"/>
+                <w:sz w:val="22"/>
                 <w:szCs w:val="17"/>
               </w:rPr>
               <w:t xml:space="preserve">Median 10. Q1 = 7 (of 3, 7, 8). Q3 = 15 (of 12, 15, 20).</w:t>
@@ -427,25 +430,25 @@
                 <w:rFonts w:ascii="Avenir Next" w:hAnsi="Avenir Next" w:cs="Avenir Next" w:eastAsia="Avenir Next"/>
                 <w:b/>
                 <w:color w:val="003A70"/>
+                <w:sz w:val="22"/>
+                <w:szCs w:val="17"/>
+              </w:rPr>
+              <w:t xml:space="preserve">Step 3</w:t>
+            </w:r>
+            <w:r>
+              <w:rPr>
+                <w:rFonts w:ascii="Avenir Next" w:hAnsi="Avenir Next" w:cs="Avenir Next" w:eastAsia="Avenir Next"/>
+                <w:color w:val="1A1A1A"/>
                 <w:sz w:val="17"/>
                 <w:szCs w:val="17"/>
               </w:rPr>
-              <w:t xml:space="preserve">Step 3</w:t>
-            </w:r>
-            <w:r>
-              <w:rPr>
-                <w:rFonts w:ascii="Avenir Next" w:hAnsi="Avenir Next" w:cs="Avenir Next" w:eastAsia="Avenir Next"/>
-                <w:color w:val="1A1A1A"/>
-                <w:sz w:val="17"/>
-                <w:szCs w:val="17"/>
-              </w:rPr>
               <w:tab/>
             </w:r>
             <w:r>
               <w:rPr>
                 <w:rFonts w:ascii="Avenir Next" w:hAnsi="Avenir Next" w:cs="Avenir Next" w:eastAsia="Avenir Next"/>
                 <w:color w:val="1A1A1A"/>
-                <w:sz w:val="17"/>
+                <w:sz w:val="22"/>
                 <w:szCs w:val="17"/>
               </w:rPr>
               <w:t xml:space="preserve">IQR: 15 − 7 = 8</w:t>
@@ -464,18 +467,18 @@
                 <w:rFonts w:ascii="Avenir Next" w:hAnsi="Avenir Next" w:cs="Avenir Next" w:eastAsia="Avenir Next"/>
                 <w:b/>
                 <w:color w:val="1A1A1A"/>
+                <w:sz w:val="22"/>
+                <w:szCs w:val="17"/>
+              </w:rPr>
+              <w:t xml:space="preserve">Answer</w:t>
+            </w:r>
+            <w:r>
+              <w:rPr>
+                <w:rFonts w:ascii="Avenir Next" w:hAnsi="Avenir Next" w:cs="Avenir Next" w:eastAsia="Avenir Next"/>
+                <w:color w:val="1A1A1A"/>
                 <w:sz w:val="17"/>
                 <w:szCs w:val="17"/>
               </w:rPr>
-              <w:t xml:space="preserve">Answer</w:t>
-            </w:r>
-            <w:r>
-              <w:rPr>
-                <w:rFonts w:ascii="Avenir Next" w:hAnsi="Avenir Next" w:cs="Avenir Next" w:eastAsia="Avenir Next"/>
-                <w:color w:val="1A1A1A"/>
-                <w:sz w:val="17"/>
-                <w:szCs w:val="17"/>
-              </w:rPr>
               <w:tab/>
             </w:r>
             <w:r>
@@ -483,7 +486,7 @@
                 <w:rFonts w:ascii="Avenir Next" w:hAnsi="Avenir Next" w:cs="Avenir Next" w:eastAsia="Avenir Next"/>
                 <w:b/>
                 <w:color w:val="1A1A1A"/>
-                <w:sz w:val="17"/>
+                <w:sz w:val="22"/>
                 <w:szCs w:val="17"/>
               </w:rPr>
               <w:t xml:space="preserve">Range 17, IQR 8</w:t>
@@ -494,6 +497,7 @@
     </w:tbl>
     <w:p>
       <w:pPr>
+        <w:pStyle w:val="Heading2"/>
         <w:keepNext/>
         <w:pBdr>
           <w:bottom w:val="single" w:sz="8" w:space="3" w:color="003A70"/>
@@ -509,7 +513,7 @@
           <w:b/>
           <w:color w:val="003A70"/>
           <w:spacing w:val="14"/>
-          <w:sz w:val="19"/>
+          <w:sz w:val="22"/>
           <w:szCs w:val="19"/>
         </w:rPr>
         <w:t xml:space="preserve">PRACTICE</w:t>
@@ -528,7 +532,7 @@
           <w:rFonts w:ascii="Avenir Next" w:hAnsi="Avenir Next" w:cs="Avenir Next" w:eastAsia="Avenir Next"/>
           <w:i/>
           <w:color w:val="5A5F66"/>
-          <w:sz w:val="17"/>
+          <w:sz w:val="22"/>
           <w:szCs w:val="17"/>
         </w:rPr>
         <w:t xml:space="preserve">show your work · label units</w:t>
@@ -548,25 +552,25 @@
           <w:rFonts w:ascii="Avenir Next" w:hAnsi="Avenir Next" w:cs="Avenir Next" w:eastAsia="Avenir Next"/>
           <w:b/>
           <w:color w:val="1A1A1A"/>
+          <w:sz w:val="22"/>
+          <w:szCs w:val="20"/>
+        </w:rPr>
+        <w:t xml:space="preserve">1.</w:t>
+      </w:r>
+      <w:r>
+        <w:rPr>
+          <w:rFonts w:ascii="Avenir Next" w:hAnsi="Avenir Next" w:cs="Avenir Next" w:eastAsia="Avenir Next"/>
+          <w:color w:val="1A1A1A"/>
           <w:sz w:val="20"/>
           <w:szCs w:val="20"/>
         </w:rPr>
-        <w:t xml:space="preserve">1.</w:t>
-      </w:r>
-      <w:r>
-        <w:rPr>
-          <w:rFonts w:ascii="Avenir Next" w:hAnsi="Avenir Next" w:cs="Avenir Next" w:eastAsia="Avenir Next"/>
-          <w:color w:val="1A1A1A"/>
-          <w:sz w:val="20"/>
-          <w:szCs w:val="20"/>
-        </w:rPr>
         <w:tab/>
       </w:r>
       <w:r>
         <w:rPr>
           <w:rFonts w:ascii="Avenir Next" w:hAnsi="Avenir Next" w:cs="Avenir Next" w:eastAsia="Avenir Next"/>
           <w:color w:val="1A1A1A"/>
-          <w:sz w:val="20"/>
+          <w:sz w:val="22"/>
           <w:szCs w:val="20"/>
         </w:rPr>
         <w:t xml:space="preserve">Find each measure.</w:t>
@@ -621,25 +625,25 @@
                 <w:rFonts w:ascii="Avenir Next" w:hAnsi="Avenir Next" w:cs="Avenir Next" w:eastAsia="Avenir Next"/>
                 <w:b/>
                 <w:color w:val="003A70"/>
+                <w:sz w:val="22"/>
+                <w:szCs w:val="20"/>
+              </w:rPr>
+              <w:t xml:space="preserve">a.</w:t>
+            </w:r>
+            <w:r>
+              <w:rPr>
+                <w:rFonts w:ascii="Avenir Next" w:hAnsi="Avenir Next" w:cs="Avenir Next" w:eastAsia="Avenir Next"/>
+                <w:color w:val="1A1A1A"/>
                 <w:sz w:val="20"/>
                 <w:szCs w:val="20"/>
               </w:rPr>
-              <w:t xml:space="preserve">a.</w:t>
-            </w:r>
-            <w:r>
-              <w:rPr>
-                <w:rFonts w:ascii="Avenir Next" w:hAnsi="Avenir Next" w:cs="Avenir Next" w:eastAsia="Avenir Next"/>
-                <w:color w:val="1A1A1A"/>
-                <w:sz w:val="20"/>
-                <w:szCs w:val="20"/>
-              </w:rPr>
               <w:tab/>
             </w:r>
             <w:r>
               <w:rPr>
                 <w:rFonts w:ascii="Avenir Next" w:hAnsi="Avenir Next" w:cs="Avenir Next" w:eastAsia="Avenir Next"/>
                 <w:color w:val="1A1A1A"/>
-                <w:sz w:val="20"/>
+                <w:sz w:val="22"/>
                 <w:szCs w:val="20"/>
               </w:rPr>
               <w:t xml:space="preserve">Range of 14, 6, 21, 9:</w:t>
@@ -683,25 +687,25 @@
                 <w:rFonts w:ascii="Avenir Next" w:hAnsi="Avenir Next" w:cs="Avenir Next" w:eastAsia="Avenir Next"/>
                 <w:b/>
                 <w:color w:val="003A70"/>
+                <w:sz w:val="22"/>
+                <w:szCs w:val="20"/>
+              </w:rPr>
+              <w:t xml:space="preserve">b.</w:t>
+            </w:r>
+            <w:r>
+              <w:rPr>
+                <w:rFonts w:ascii="Avenir Next" w:hAnsi="Avenir Next" w:cs="Avenir Next" w:eastAsia="Avenir Next"/>
+                <w:color w:val="1A1A1A"/>
                 <w:sz w:val="20"/>
                 <w:szCs w:val="20"/>
               </w:rPr>
-              <w:t xml:space="preserve">b.</w:t>
-            </w:r>
-            <w:r>
-              <w:rPr>
-                <w:rFonts w:ascii="Avenir Next" w:hAnsi="Avenir Next" w:cs="Avenir Next" w:eastAsia="Avenir Next"/>
-                <w:color w:val="1A1A1A"/>
-                <w:sz w:val="20"/>
-                <w:szCs w:val="20"/>
-              </w:rPr>
               <w:tab/>
             </w:r>
             <w:r>
               <w:rPr>
                 <w:rFonts w:ascii="Avenir Next" w:hAnsi="Avenir Next" w:cs="Avenir Next" w:eastAsia="Avenir Next"/>
                 <w:color w:val="1A1A1A"/>
-                <w:sz w:val="20"/>
+                <w:sz w:val="22"/>
                 <w:szCs w:val="20"/>
               </w:rPr>
               <w:t xml:space="preserve">Range of 52, 38, 47, 60:</w:t>
@@ -751,25 +755,25 @@
                 <w:rFonts w:ascii="Avenir Next" w:hAnsi="Avenir Next" w:cs="Avenir Next" w:eastAsia="Avenir Next"/>
                 <w:b/>
                 <w:color w:val="003A70"/>
+                <w:sz w:val="22"/>
+                <w:szCs w:val="20"/>
+              </w:rPr>
+              <w:t xml:space="preserve">c.</w:t>
+            </w:r>
+            <w:r>
+              <w:rPr>
+                <w:rFonts w:ascii="Avenir Next" w:hAnsi="Avenir Next" w:cs="Avenir Next" w:eastAsia="Avenir Next"/>
+                <w:color w:val="1A1A1A"/>
                 <w:sz w:val="20"/>
                 <w:szCs w:val="20"/>
               </w:rPr>
-              <w:t xml:space="preserve">c.</w:t>
-            </w:r>
-            <w:r>
-              <w:rPr>
-                <w:rFonts w:ascii="Avenir Next" w:hAnsi="Avenir Next" w:cs="Avenir Next" w:eastAsia="Avenir Next"/>
-                <w:color w:val="1A1A1A"/>
-                <w:sz w:val="20"/>
-                <w:szCs w:val="20"/>
-              </w:rPr>
               <w:tab/>
             </w:r>
             <w:r>
               <w:rPr>
                 <w:rFonts w:ascii="Avenir Next" w:hAnsi="Avenir Next" w:cs="Avenir Next" w:eastAsia="Avenir Next"/>
                 <w:color w:val="1A1A1A"/>
-                <w:sz w:val="20"/>
+                <w:sz w:val="22"/>
                 <w:szCs w:val="20"/>
               </w:rPr>
               <w:t xml:space="preserve">IQR when Q1 = 18, Q3 = 31:</w:t>
@@ -813,25 +817,25 @@
                 <w:rFonts w:ascii="Avenir Next" w:hAnsi="Avenir Next" w:cs="Avenir Next" w:eastAsia="Avenir Next"/>
                 <w:b/>
                 <w:color w:val="003A70"/>
+                <w:sz w:val="22"/>
+                <w:szCs w:val="20"/>
+              </w:rPr>
+              <w:t xml:space="preserve">d.</w:t>
+            </w:r>
+            <w:r>
+              <w:rPr>
+                <w:rFonts w:ascii="Avenir Next" w:hAnsi="Avenir Next" w:cs="Avenir Next" w:eastAsia="Avenir Next"/>
+                <w:color w:val="1A1A1A"/>
                 <w:sz w:val="20"/>
                 <w:szCs w:val="20"/>
               </w:rPr>
-              <w:t xml:space="preserve">d.</w:t>
-            </w:r>
-            <w:r>
-              <w:rPr>
-                <w:rFonts w:ascii="Avenir Next" w:hAnsi="Avenir Next" w:cs="Avenir Next" w:eastAsia="Avenir Next"/>
-                <w:color w:val="1A1A1A"/>
-                <w:sz w:val="20"/>
-                <w:szCs w:val="20"/>
-              </w:rPr>
               <w:tab/>
             </w:r>
             <w:r>
               <w:rPr>
                 <w:rFonts w:ascii="Avenir Next" w:hAnsi="Avenir Next" w:cs="Avenir Next" w:eastAsia="Avenir Next"/>
                 <w:color w:val="1A1A1A"/>
-                <w:sz w:val="20"/>
+                <w:sz w:val="22"/>
                 <w:szCs w:val="20"/>
               </w:rPr>
               <w:t xml:space="preserve">IQR when Q1 = 40, Q3 = 56:</w:t>
@@ -881,25 +885,25 @@
                 <w:rFonts w:ascii="Avenir Next" w:hAnsi="Avenir Next" w:cs="Avenir Next" w:eastAsia="Avenir Next"/>
                 <w:b/>
                 <w:color w:val="003A70"/>
+                <w:sz w:val="22"/>
+                <w:szCs w:val="20"/>
+              </w:rPr>
+              <w:t xml:space="preserve">e.</w:t>
+            </w:r>
+            <w:r>
+              <w:rPr>
+                <w:rFonts w:ascii="Avenir Next" w:hAnsi="Avenir Next" w:cs="Avenir Next" w:eastAsia="Avenir Next"/>
+                <w:color w:val="1A1A1A"/>
                 <w:sz w:val="20"/>
                 <w:szCs w:val="20"/>
               </w:rPr>
-              <w:t xml:space="preserve">e.</w:t>
-            </w:r>
-            <w:r>
-              <w:rPr>
-                <w:rFonts w:ascii="Avenir Next" w:hAnsi="Avenir Next" w:cs="Avenir Next" w:eastAsia="Avenir Next"/>
-                <w:color w:val="1A1A1A"/>
-                <w:sz w:val="20"/>
-                <w:szCs w:val="20"/>
-              </w:rPr>
               <w:tab/>
             </w:r>
             <w:r>
               <w:rPr>
                 <w:rFonts w:ascii="Avenir Next" w:hAnsi="Avenir Next" w:cs="Avenir Next" w:eastAsia="Avenir Next"/>
                 <w:color w:val="1A1A1A"/>
-                <w:sz w:val="20"/>
+                <w:sz w:val="22"/>
                 <w:szCs w:val="20"/>
               </w:rPr>
               <w:t xml:space="preserve">Range of 75, 90, 68, 83:</w:t>
@@ -943,25 +947,25 @@
                 <w:rFonts w:ascii="Avenir Next" w:hAnsi="Avenir Next" w:cs="Avenir Next" w:eastAsia="Avenir Next"/>
                 <w:b/>
                 <w:color w:val="003A70"/>
+                <w:sz w:val="22"/>
+                <w:szCs w:val="20"/>
+              </w:rPr>
+              <w:t xml:space="preserve">f.</w:t>
+            </w:r>
+            <w:r>
+              <w:rPr>
+                <w:rFonts w:ascii="Avenir Next" w:hAnsi="Avenir Next" w:cs="Avenir Next" w:eastAsia="Avenir Next"/>
+                <w:color w:val="1A1A1A"/>
                 <w:sz w:val="20"/>
                 <w:szCs w:val="20"/>
               </w:rPr>
-              <w:t xml:space="preserve">f.</w:t>
-            </w:r>
-            <w:r>
-              <w:rPr>
-                <w:rFonts w:ascii="Avenir Next" w:hAnsi="Avenir Next" w:cs="Avenir Next" w:eastAsia="Avenir Next"/>
-                <w:color w:val="1A1A1A"/>
-                <w:sz w:val="20"/>
-                <w:szCs w:val="20"/>
-              </w:rPr>
               <w:tab/>
             </w:r>
             <w:r>
               <w:rPr>
                 <w:rFonts w:ascii="Avenir Next" w:hAnsi="Avenir Next" w:cs="Avenir Next" w:eastAsia="Avenir Next"/>
                 <w:color w:val="1A1A1A"/>
-                <w:sz w:val="20"/>
+                <w:sz w:val="22"/>
                 <w:szCs w:val="20"/>
               </w:rPr>
               <w:t xml:space="preserve">IQR when Q1 = 7, Q3 = 25:</w:t>
@@ -1047,18 +1051,18 @@
                 <w:rFonts w:ascii="Avenir Next" w:hAnsi="Avenir Next" w:cs="Avenir Next" w:eastAsia="Avenir Next"/>
                 <w:b/>
                 <w:color w:val="1A1A1A"/>
+                <w:sz w:val="22"/>
+                <w:szCs w:val="20"/>
+              </w:rPr>
+              <w:t xml:space="preserve">2.</w:t>
+            </w:r>
+            <w:r>
+              <w:rPr>
+                <w:rFonts w:ascii="Avenir Next" w:hAnsi="Avenir Next" w:cs="Avenir Next" w:eastAsia="Avenir Next"/>
+                <w:color w:val="1A1A1A"/>
                 <w:sz w:val="20"/>
                 <w:szCs w:val="20"/>
               </w:rPr>
-              <w:t xml:space="preserve">2.</w:t>
-            </w:r>
-            <w:r>
-              <w:rPr>
-                <w:rFonts w:ascii="Avenir Next" w:hAnsi="Avenir Next" w:cs="Avenir Next" w:eastAsia="Avenir Next"/>
-                <w:color w:val="1A1A1A"/>
-                <w:sz w:val="20"/>
-                <w:szCs w:val="20"/>
-              </w:rPr>
               <w:tab/>
             </w:r>
             <w:r>
@@ -1066,7 +1070,7 @@
                 <w:rFonts w:ascii="Avenir Next" w:hAnsi="Avenir Next" w:cs="Avenir Next" w:eastAsia="Avenir Next"/>
                 <w:b/>
                 <w:color w:val="1A1A1A"/>
-                <w:sz w:val="20"/>
+                <w:sz w:val="22"/>
                 <w:szCs w:val="20"/>
               </w:rPr>
               <w:t xml:space="preserve">Pages Read.  </w:t>
@@ -1075,7 +1079,7 @@
               <w:rPr>
                 <w:rFonts w:ascii="Avenir Next" w:hAnsi="Avenir Next" w:cs="Avenir Next" w:eastAsia="Avenir Next"/>
                 <w:color w:val="1A1A1A"/>
-                <w:sz w:val="20"/>
+                <w:sz w:val="22"/>
                 <w:szCs w:val="20"/>
               </w:rPr>
               <w:t xml:space="preserve">The box plot shows pages read by students in one week.</w:t>
@@ -1095,10 +1099,28 @@
                 <w:rFonts w:ascii="Avenir Next" w:hAnsi="Avenir Next" w:cs="Avenir Next" w:eastAsia="Avenir Next"/>
                 <w:b/>
                 <w:color w:val="003A70"/>
+                <w:sz w:val="22"/>
+                <w:szCs w:val="20"/>
+              </w:rPr>
+              <w:t xml:space="preserve">a.</w:t>
+            </w:r>
+            <w:r>
+              <w:rPr>
+                <w:rFonts w:ascii="Avenir Next" w:hAnsi="Avenir Next" w:cs="Avenir Next" w:eastAsia="Avenir Next"/>
+                <w:color w:val="1A1A1A"/>
                 <w:sz w:val="20"/>
                 <w:szCs w:val="20"/>
               </w:rPr>
-              <w:t xml:space="preserve">a.</w:t>
+              <w:tab/>
+            </w:r>
+            <w:r>
+              <w:rPr>
+                <w:rFonts w:ascii="Avenir Next" w:hAnsi="Avenir Next" w:cs="Avenir Next" w:eastAsia="Avenir Next"/>
+                <w:color w:val="1A1A1A"/>
+                <w:sz w:val="22"/>
+                <w:szCs w:val="20"/>
+              </w:rPr>
+              <w:t xml:space="preserve">Range:</w:t>
             </w:r>
             <w:r>
               <w:rPr>
@@ -1107,7 +1129,7 @@
                 <w:sz w:val="20"/>
                 <w:szCs w:val="20"/>
               </w:rPr>
-              <w:tab/>
+              <w:t xml:space="preserve">  </w:t>
             </w:r>
             <w:r>
               <w:rPr>
@@ -1115,24 +1137,6 @@
                 <w:color w:val="1A1A1A"/>
                 <w:sz w:val="20"/>
                 <w:szCs w:val="20"/>
-              </w:rPr>
-              <w:t xml:space="preserve">Range:</w:t>
-            </w:r>
-            <w:r>
-              <w:rPr>
-                <w:rFonts w:ascii="Avenir Next" w:hAnsi="Avenir Next" w:cs="Avenir Next" w:eastAsia="Avenir Next"/>
-                <w:color w:val="1A1A1A"/>
-                <w:sz w:val="20"/>
-                <w:szCs w:val="20"/>
-              </w:rPr>
-              <w:t xml:space="preserve">  </w:t>
-            </w:r>
-            <w:r>
-              <w:rPr>
-                <w:rFonts w:ascii="Avenir Next" w:hAnsi="Avenir Next" w:cs="Avenir Next" w:eastAsia="Avenir Next"/>
-                <w:color w:val="1A1A1A"/>
-                <w:sz w:val="20"/>
-                <w:szCs w:val="20"/>
                 <w:u w:val="single"/>
               </w:rPr>
               <w:t xml:space="preserve">                </w:t>
@@ -1141,7 +1145,7 @@
               <w:rPr>
                 <w:rFonts w:ascii="Avenir Next" w:hAnsi="Avenir Next" w:cs="Avenir Next" w:eastAsia="Avenir Next"/>
                 <w:color w:val="1A1A1A"/>
-                <w:sz w:val="20"/>
+                <w:sz w:val="22"/>
                 <w:szCs w:val="20"/>
               </w:rPr>
               <w:t xml:space="preserve"> pages</w:t>
@@ -1161,10 +1165,28 @@
                 <w:rFonts w:ascii="Avenir Next" w:hAnsi="Avenir Next" w:cs="Avenir Next" w:eastAsia="Avenir Next"/>
                 <w:b/>
                 <w:color w:val="003A70"/>
+                <w:sz w:val="22"/>
+                <w:szCs w:val="20"/>
+              </w:rPr>
+              <w:t xml:space="preserve">b.</w:t>
+            </w:r>
+            <w:r>
+              <w:rPr>
+                <w:rFonts w:ascii="Avenir Next" w:hAnsi="Avenir Next" w:cs="Avenir Next" w:eastAsia="Avenir Next"/>
+                <w:color w:val="1A1A1A"/>
                 <w:sz w:val="20"/>
                 <w:szCs w:val="20"/>
               </w:rPr>
-              <w:t xml:space="preserve">b.</w:t>
+              <w:tab/>
+            </w:r>
+            <w:r>
+              <w:rPr>
+                <w:rFonts w:ascii="Avenir Next" w:hAnsi="Avenir Next" w:cs="Avenir Next" w:eastAsia="Avenir Next"/>
+                <w:color w:val="1A1A1A"/>
+                <w:sz w:val="22"/>
+                <w:szCs w:val="20"/>
+              </w:rPr>
+              <w:t xml:space="preserve">IQR:</w:t>
             </w:r>
             <w:r>
               <w:rPr>
@@ -1173,7 +1195,7 @@
                 <w:sz w:val="20"/>
                 <w:szCs w:val="20"/>
               </w:rPr>
-              <w:tab/>
+              <w:t xml:space="preserve">  </w:t>
             </w:r>
             <w:r>
               <w:rPr>
@@ -1181,24 +1203,6 @@
                 <w:color w:val="1A1A1A"/>
                 <w:sz w:val="20"/>
                 <w:szCs w:val="20"/>
-              </w:rPr>
-              <w:t xml:space="preserve">IQR:</w:t>
-            </w:r>
-            <w:r>
-              <w:rPr>
-                <w:rFonts w:ascii="Avenir Next" w:hAnsi="Avenir Next" w:cs="Avenir Next" w:eastAsia="Avenir Next"/>
-                <w:color w:val="1A1A1A"/>
-                <w:sz w:val="20"/>
-                <w:szCs w:val="20"/>
-              </w:rPr>
-              <w:t xml:space="preserve">  </w:t>
-            </w:r>
-            <w:r>
-              <w:rPr>
-                <w:rFonts w:ascii="Avenir Next" w:hAnsi="Avenir Next" w:cs="Avenir Next" w:eastAsia="Avenir Next"/>
-                <w:color w:val="1A1A1A"/>
-                <w:sz w:val="20"/>
-                <w:szCs w:val="20"/>
                 <w:u w:val="single"/>
               </w:rPr>
               <w:t xml:space="preserve">                </w:t>
@@ -1207,7 +1211,7 @@
               <w:rPr>
                 <w:rFonts w:ascii="Avenir Next" w:hAnsi="Avenir Next" w:cs="Avenir Next" w:eastAsia="Avenir Next"/>
                 <w:color w:val="1A1A1A"/>
-                <w:sz w:val="20"/>
+                <w:sz w:val="22"/>
                 <w:szCs w:val="20"/>
               </w:rPr>
               <w:t xml:space="preserve"> pages</w:t>
@@ -1231,7 +1235,7 @@
               <w:drawing>
                 <wp:inline distT="0" distB="0" distL="0" distR="0">
                   <wp:extent cx="2743200" cy="1124712"/>
-                  <wp:docPr id="1" name="Figure 1"/>
+                  <wp:docPr id="1" name="Figure 1" descr="Box plot. Axis: Pages, 0 to 36; ticks every 2. Minimum, lower quartile, median, upper quartile, maximum: 6, 10, 14, 22, 30."/>
                   <a:graphic xmlns:a="http://schemas.openxmlformats.org/drawingml/2006/main">
                     <a:graphicData uri="http://schemas.openxmlformats.org/drawingml/2006/picture">
                       <pic:pic xmlns:pic="http://schemas.openxmlformats.org/drawingml/2006/picture">
@@ -1283,18 +1287,18 @@
           <w:rFonts w:ascii="Avenir Next" w:hAnsi="Avenir Next" w:cs="Avenir Next" w:eastAsia="Avenir Next"/>
           <w:b/>
           <w:color w:val="1A1A1A"/>
+          <w:sz w:val="22"/>
+          <w:szCs w:val="20"/>
+        </w:rPr>
+        <w:t xml:space="preserve">3.</w:t>
+      </w:r>
+      <w:r>
+        <w:rPr>
+          <w:rFonts w:ascii="Avenir Next" w:hAnsi="Avenir Next" w:cs="Avenir Next" w:eastAsia="Avenir Next"/>
+          <w:color w:val="1A1A1A"/>
           <w:sz w:val="20"/>
           <w:szCs w:val="20"/>
         </w:rPr>
-        <w:t xml:space="preserve">3.</w:t>
-      </w:r>
-      <w:r>
-        <w:rPr>
-          <w:rFonts w:ascii="Avenir Next" w:hAnsi="Avenir Next" w:cs="Avenir Next" w:eastAsia="Avenir Next"/>
-          <w:color w:val="1A1A1A"/>
-          <w:sz w:val="20"/>
-          <w:szCs w:val="20"/>
-        </w:rPr>
         <w:tab/>
       </w:r>
       <w:r>
@@ -1302,7 +1306,7 @@
           <w:rFonts w:ascii="Avenir Next" w:hAnsi="Avenir Next" w:cs="Avenir Next" w:eastAsia="Avenir Next"/>
           <w:b/>
           <w:color w:val="1A1A1A"/>
-          <w:sz w:val="20"/>
+          <w:sz w:val="22"/>
           <w:szCs w:val="20"/>
         </w:rPr>
         <w:t xml:space="preserve">Jump Rope.  </w:t>
@@ -1311,7 +1315,7 @@
         <w:rPr>
           <w:rFonts w:ascii="Avenir Next" w:hAnsi="Avenir Next" w:cs="Avenir Next" w:eastAsia="Avenir Next"/>
           <w:color w:val="1A1A1A"/>
-          <w:sz w:val="20"/>
+          <w:sz w:val="22"/>
           <w:szCs w:val="20"/>
         </w:rPr>
         <w:t xml:space="preserve">Seven students jumped rope 35, 52, 41, 60, 28, 47, and 55 times. Find the range and the IQR.</w:t>
@@ -1331,25 +1335,25 @@
           <w:rFonts w:ascii="Avenir Next" w:hAnsi="Avenir Next" w:cs="Avenir Next" w:eastAsia="Avenir Next"/>
           <w:b/>
           <w:color w:val="003A70"/>
+          <w:sz w:val="22"/>
+          <w:szCs w:val="20"/>
+        </w:rPr>
+        <w:t xml:space="preserve">a.</w:t>
+      </w:r>
+      <w:r>
+        <w:rPr>
+          <w:rFonts w:ascii="Avenir Next" w:hAnsi="Avenir Next" w:cs="Avenir Next" w:eastAsia="Avenir Next"/>
+          <w:color w:val="1A1A1A"/>
           <w:sz w:val="20"/>
           <w:szCs w:val="20"/>
         </w:rPr>
-        <w:t xml:space="preserve">a.</w:t>
-      </w:r>
-      <w:r>
-        <w:rPr>
-          <w:rFonts w:ascii="Avenir Next" w:hAnsi="Avenir Next" w:cs="Avenir Next" w:eastAsia="Avenir Next"/>
-          <w:color w:val="1A1A1A"/>
-          <w:sz w:val="20"/>
-          <w:szCs w:val="20"/>
-        </w:rPr>
         <w:tab/>
       </w:r>
       <w:r>
         <w:rPr>
           <w:rFonts w:ascii="Avenir Next" w:hAnsi="Avenir Next" w:cs="Avenir Next" w:eastAsia="Avenir Next"/>
           <w:color w:val="1A1A1A"/>
-          <w:sz w:val="20"/>
+          <w:sz w:val="22"/>
           <w:szCs w:val="20"/>
         </w:rPr>
         <w:t xml:space="preserve">Range:</w:t>
@@ -1388,25 +1392,25 @@
           <w:rFonts w:ascii="Avenir Next" w:hAnsi="Avenir Next" w:cs="Avenir Next" w:eastAsia="Avenir Next"/>
           <w:b/>
           <w:color w:val="003A70"/>
+          <w:sz w:val="22"/>
+          <w:szCs w:val="20"/>
+        </w:rPr>
+        <w:t xml:space="preserve">b.</w:t>
+      </w:r>
+      <w:r>
+        <w:rPr>
+          <w:rFonts w:ascii="Avenir Next" w:hAnsi="Avenir Next" w:cs="Avenir Next" w:eastAsia="Avenir Next"/>
+          <w:color w:val="1A1A1A"/>
           <w:sz w:val="20"/>
           <w:szCs w:val="20"/>
         </w:rPr>
-        <w:t xml:space="preserve">b.</w:t>
-      </w:r>
-      <w:r>
-        <w:rPr>
-          <w:rFonts w:ascii="Avenir Next" w:hAnsi="Avenir Next" w:cs="Avenir Next" w:eastAsia="Avenir Next"/>
-          <w:color w:val="1A1A1A"/>
-          <w:sz w:val="20"/>
-          <w:szCs w:val="20"/>
-        </w:rPr>
         <w:tab/>
       </w:r>
       <w:r>
         <w:rPr>
           <w:rFonts w:ascii="Avenir Next" w:hAnsi="Avenir Next" w:cs="Avenir Next" w:eastAsia="Avenir Next"/>
           <w:color w:val="1A1A1A"/>
-          <w:sz w:val="20"/>
+          <w:sz w:val="22"/>
           <w:szCs w:val="20"/>
         </w:rPr>
         <w:t xml:space="preserve">IQR:</w:t>
@@ -1508,18 +1512,18 @@
           <w:rFonts w:ascii="Avenir Next" w:hAnsi="Avenir Next" w:cs="Avenir Next" w:eastAsia="Avenir Next"/>
           <w:b/>
           <w:color w:val="1A1A1A"/>
+          <w:sz w:val="22"/>
+          <w:szCs w:val="20"/>
+        </w:rPr>
+        <w:t xml:space="preserve">4.</w:t>
+      </w:r>
+      <w:r>
+        <w:rPr>
+          <w:rFonts w:ascii="Avenir Next" w:hAnsi="Avenir Next" w:cs="Avenir Next" w:eastAsia="Avenir Next"/>
+          <w:color w:val="1A1A1A"/>
           <w:sz w:val="20"/>
           <w:szCs w:val="20"/>
         </w:rPr>
-        <w:t xml:space="preserve">4.</w:t>
-      </w:r>
-      <w:r>
-        <w:rPr>
-          <w:rFonts w:ascii="Avenir Next" w:hAnsi="Avenir Next" w:cs="Avenir Next" w:eastAsia="Avenir Next"/>
-          <w:color w:val="1A1A1A"/>
-          <w:sz w:val="20"/>
-          <w:szCs w:val="20"/>
-        </w:rPr>
         <w:tab/>
       </w:r>
       <w:r>
@@ -1527,7 +1531,7 @@
           <w:rFonts w:ascii="Avenir Next" w:hAnsi="Avenir Next" w:cs="Avenir Next" w:eastAsia="Avenir Next"/>
           <w:b/>
           <w:color w:val="1A1A1A"/>
-          <w:sz w:val="20"/>
+          <w:sz w:val="22"/>
           <w:szCs w:val="20"/>
         </w:rPr>
         <w:t xml:space="preserve">Work Backward.  </w:t>
@@ -1536,7 +1540,7 @@
         <w:rPr>
           <w:rFonts w:ascii="Avenir Next" w:hAnsi="Avenir Next" w:cs="Avenir Next" w:eastAsia="Avenir Next"/>
           <w:color w:val="1A1A1A"/>
-          <w:sz w:val="20"/>
+          <w:sz w:val="22"/>
           <w:szCs w:val="20"/>
         </w:rPr>
         <w:t xml:space="preserve">A data set has a minimum of 14 and a range of 29. Its Q1 is 20 and its IQR is 11.</w:t>
@@ -1556,25 +1560,25 @@
           <w:rFonts w:ascii="Avenir Next" w:hAnsi="Avenir Next" w:cs="Avenir Next" w:eastAsia="Avenir Next"/>
           <w:b/>
           <w:color w:val="003A70"/>
+          <w:sz w:val="22"/>
+          <w:szCs w:val="20"/>
+        </w:rPr>
+        <w:t xml:space="preserve">a.</w:t>
+      </w:r>
+      <w:r>
+        <w:rPr>
+          <w:rFonts w:ascii="Avenir Next" w:hAnsi="Avenir Next" w:cs="Avenir Next" w:eastAsia="Avenir Next"/>
+          <w:color w:val="1A1A1A"/>
           <w:sz w:val="20"/>
           <w:szCs w:val="20"/>
         </w:rPr>
-        <w:t xml:space="preserve">a.</w:t>
-      </w:r>
-      <w:r>
-        <w:rPr>
-          <w:rFonts w:ascii="Avenir Next" w:hAnsi="Avenir Next" w:cs="Avenir Next" w:eastAsia="Avenir Next"/>
-          <w:color w:val="1A1A1A"/>
-          <w:sz w:val="20"/>
-          <w:szCs w:val="20"/>
-        </w:rPr>
         <w:tab/>
       </w:r>
       <w:r>
         <w:rPr>
           <w:rFonts w:ascii="Avenir Next" w:hAnsi="Avenir Next" w:cs="Avenir Next" w:eastAsia="Avenir Next"/>
           <w:color w:val="1A1A1A"/>
-          <w:sz w:val="20"/>
+          <w:sz w:val="22"/>
           <w:szCs w:val="20"/>
         </w:rPr>
         <w:t xml:space="preserve">Maximum:</w:t>
@@ -1613,25 +1617,25 @@
           <w:rFonts w:ascii="Avenir Next" w:hAnsi="Avenir Next" w:cs="Avenir Next" w:eastAsia="Avenir Next"/>
           <w:b/>
           <w:color w:val="003A70"/>
+          <w:sz w:val="22"/>
+          <w:szCs w:val="20"/>
+        </w:rPr>
+        <w:t xml:space="preserve">b.</w:t>
+      </w:r>
+      <w:r>
+        <w:rPr>
+          <w:rFonts w:ascii="Avenir Next" w:hAnsi="Avenir Next" w:cs="Avenir Next" w:eastAsia="Avenir Next"/>
+          <w:color w:val="1A1A1A"/>
           <w:sz w:val="20"/>
           <w:szCs w:val="20"/>
         </w:rPr>
-        <w:t xml:space="preserve">b.</w:t>
-      </w:r>
-      <w:r>
-        <w:rPr>
-          <w:rFonts w:ascii="Avenir Next" w:hAnsi="Avenir Next" w:cs="Avenir Next" w:eastAsia="Avenir Next"/>
-          <w:color w:val="1A1A1A"/>
-          <w:sz w:val="20"/>
-          <w:szCs w:val="20"/>
-        </w:rPr>
         <w:tab/>
       </w:r>
       <w:r>
         <w:rPr>
           <w:rFonts w:ascii="Avenir Next" w:hAnsi="Avenir Next" w:cs="Avenir Next" w:eastAsia="Avenir Next"/>
           <w:color w:val="1A1A1A"/>
-          <w:sz w:val="20"/>
+          <w:sz w:val="22"/>
           <w:szCs w:val="20"/>
         </w:rPr>
         <w:t xml:space="preserve">Q3:</w:t>
@@ -1830,6 +1834,7 @@
           </w:tcPr>
           <w:p>
             <w:pPr>
+              <w:pStyle w:val="Heading2"/>
               <w:spacing w:before="0" w:after="0" w:line="240" w:lineRule="auto"/>
             </w:pPr>
             <w:r>
@@ -1867,7 +1872,7 @@
               <w:rPr>
                 <w:rFonts w:ascii="Avenir Next" w:hAnsi="Avenir Next" w:cs="Avenir Next" w:eastAsia="Avenir Next"/>
                 <w:color w:val="1A1A1A"/>
-                <w:sz w:val="17"/>
+                <w:sz w:val="22"/>
                 <w:szCs w:val="17"/>
               </w:rPr>
               <w:t xml:space="preserve">  I can do this on my own</w:t>
@@ -1896,7 +1901,7 @@
               <w:rPr>
                 <w:rFonts w:ascii="Avenir Next" w:hAnsi="Avenir Next" w:cs="Avenir Next" w:eastAsia="Avenir Next"/>
                 <w:color w:val="1A1A1A"/>
-                <w:sz w:val="17"/>
+                <w:sz w:val="22"/>
                 <w:szCs w:val="17"/>
               </w:rPr>
               <w:t xml:space="preserve">  I need a little help</w:t>
@@ -1925,7 +1930,7 @@
               <w:rPr>
                 <w:rFonts w:ascii="Avenir Next" w:hAnsi="Avenir Next" w:cs="Avenir Next" w:eastAsia="Avenir Next"/>
                 <w:color w:val="1A1A1A"/>
-                <w:sz w:val="17"/>
+                <w:sz w:val="22"/>
                 <w:szCs w:val="17"/>
               </w:rPr>
               <w:t xml:space="preserve">  I have a question about #</w:t>
@@ -1963,7 +1968,7 @@
         <w:rPr>
           <w:rFonts w:ascii="Avenir Next" w:hAnsi="Avenir Next" w:cs="Avenir Next" w:eastAsia="Avenir Next"/>
           <w:color w:val="5A5F66"/>
-          <w:sz w:val="17"/>
+          <w:sz w:val="22"/>
           <w:szCs w:val="17"/>
         </w:rPr>
         <w:t xml:space="preserve">Ask family members their ages. Find the range of the ages.</w:t>
@@ -1983,10 +1988,28 @@
         <w:rPr>
           <w:rFonts w:ascii="Avenir Next" w:hAnsi="Avenir Next" w:cs="Avenir Next" w:eastAsia="Avenir Next"/>
           <w:color w:val="1A1A1A"/>
+          <w:sz w:val="22"/>
+          <w:szCs w:val="20"/>
+        </w:rPr>
+        <w:t xml:space="preserve">Name</w:t>
+      </w:r>
+      <w:r>
+        <w:rPr>
+          <w:rFonts w:ascii="Avenir Next" w:hAnsi="Avenir Next" w:cs="Avenir Next" w:eastAsia="Avenir Next"/>
+          <w:color w:val="1A1A1A"/>
           <w:sz w:val="20"/>
           <w:szCs w:val="20"/>
         </w:rPr>
-        <w:t xml:space="preserve">Name</w:t>
+        <w:tab/>
+      </w:r>
+      <w:r>
+        <w:rPr>
+          <w:rFonts w:ascii="Avenir Next" w:hAnsi="Avenir Next" w:cs="Avenir Next" w:eastAsia="Avenir Next"/>
+          <w:color w:val="1A1A1A"/>
+          <w:sz w:val="22"/>
+          <w:szCs w:val="20"/>
+        </w:rPr>
+        <w:t xml:space="preserve">   Date</w:t>
       </w:r>
       <w:r>
         <w:rPr>
@@ -2001,25 +2024,7 @@
         <w:rPr>
           <w:rFonts w:ascii="Avenir Next" w:hAnsi="Avenir Next" w:cs="Avenir Next" w:eastAsia="Avenir Next"/>
           <w:color w:val="1A1A1A"/>
-          <w:sz w:val="20"/>
-          <w:szCs w:val="20"/>
-        </w:rPr>
-        <w:t xml:space="preserve">   Date</w:t>
-      </w:r>
-      <w:r>
-        <w:rPr>
-          <w:rFonts w:ascii="Avenir Next" w:hAnsi="Avenir Next" w:cs="Avenir Next" w:eastAsia="Avenir Next"/>
-          <w:color w:val="1A1A1A"/>
-          <w:sz w:val="20"/>
-          <w:szCs w:val="20"/>
-        </w:rPr>
-        <w:tab/>
-      </w:r>
-      <w:r>
-        <w:rPr>
-          <w:rFonts w:ascii="Avenir Next" w:hAnsi="Avenir Next" w:cs="Avenir Next" w:eastAsia="Avenir Next"/>
-          <w:color w:val="1A1A1A"/>
-          <w:sz w:val="20"/>
+          <w:sz w:val="22"/>
           <w:szCs w:val="20"/>
         </w:rPr>
         <w:t xml:space="preserve">   Period</w:t>
@@ -2046,7 +2051,7 @@
           <w:caps/>
           <w:color w:val="003A70"/>
           <w:spacing w:val="12"/>
-          <w:sz w:val="19"/>
+          <w:sz w:val="22"/>
           <w:szCs w:val="19"/>
         </w:rPr>
         <w:t xml:space="preserve">Lesson 2-5  ·  Homework Packet  ·  Sheet 2 of 2</w:t>
@@ -2054,6 +2059,7 @@
     </w:p>
     <w:p>
       <w:pPr>
+        <w:pStyle w:val="Heading1"/>
         <w:keepNext/>
         <w:spacing w:before="0" w:after="0" w:line="240" w:lineRule="auto"/>
       </w:pPr>
@@ -2079,7 +2085,7 @@
         <w:rPr>
           <w:rFonts w:ascii="Avenir Next" w:hAnsi="Avenir Next" w:cs="Avenir Next" w:eastAsia="Avenir Next"/>
           <w:color w:val="5A5F66"/>
-          <w:sz w:val="17"/>
+          <w:sz w:val="22"/>
           <w:szCs w:val="17"/>
         </w:rPr>
         <w:t xml:space="preserve">Maryland Standard 6.SP.B.5c   ·   Learning target — I can compare the variability of two data sets using range and IQR.</w:t>
@@ -2126,6 +2132,7 @@
           </w:tcPr>
           <w:p>
             <w:pPr>
+              <w:pStyle w:val="Heading2"/>
               <w:spacing w:before="0" w:after="0" w:line="240" w:lineRule="auto"/>
             </w:pPr>
             <w:r>
@@ -2153,44 +2160,44 @@
                 <w:rFonts w:ascii="Avenir Next" w:hAnsi="Avenir Next" w:cs="Avenir Next" w:eastAsia="Avenir Next"/>
                 <w:b/>
                 <w:color w:val="003A70"/>
+                <w:sz w:val="22"/>
+                <w:szCs w:val="18"/>
+              </w:rPr>
+              <w:t xml:space="preserve">•</w:t>
+            </w:r>
+            <w:r>
+              <w:rPr>
+                <w:rFonts w:ascii="Avenir Next" w:hAnsi="Avenir Next" w:cs="Avenir Next" w:eastAsia="Avenir Next"/>
+                <w:color w:val="1A1A1A"/>
                 <w:sz w:val="18"/>
                 <w:szCs w:val="18"/>
               </w:rPr>
-              <w:t xml:space="preserve">•</w:t>
-            </w:r>
-            <w:r>
-              <w:rPr>
-                <w:rFonts w:ascii="Avenir Next" w:hAnsi="Avenir Next" w:cs="Avenir Next" w:eastAsia="Avenir Next"/>
-                <w:color w:val="1A1A1A"/>
-                <w:sz w:val="18"/>
+              <w:tab/>
+            </w:r>
+            <w:r>
+              <w:rPr>
+                <w:rFonts w:ascii="Avenir Next" w:hAnsi="Avenir Next" w:cs="Avenir Next" w:eastAsia="Avenir Next"/>
+                <w:color w:val="1A1A1A"/>
+                <w:sz w:val="22"/>
                 <w:szCs w:val="18"/>
               </w:rPr>
-              <w:tab/>
-            </w:r>
-            <w:r>
-              <w:rPr>
-                <w:rFonts w:ascii="Avenir Next" w:hAnsi="Avenir Next" w:cs="Avenir Next" w:eastAsia="Avenir Next"/>
-                <w:color w:val="1A1A1A"/>
-                <w:sz w:val="18"/>
+              <w:t xml:space="preserve">More range or IQR = </w:t>
+            </w:r>
+            <w:r>
+              <w:rPr>
+                <w:rFonts w:ascii="Avenir Next" w:hAnsi="Avenir Next" w:cs="Avenir Next" w:eastAsia="Avenir Next"/>
+                <w:b/>
+                <w:color w:val="1A1A1A"/>
+                <w:sz w:val="22"/>
                 <w:szCs w:val="18"/>
               </w:rPr>
-              <w:t xml:space="preserve">More range or IQR = </w:t>
-            </w:r>
-            <w:r>
-              <w:rPr>
-                <w:rFonts w:ascii="Avenir Next" w:hAnsi="Avenir Next" w:cs="Avenir Next" w:eastAsia="Avenir Next"/>
-                <w:b/>
-                <w:color w:val="1A1A1A"/>
-                <w:sz w:val="18"/>
-                <w:szCs w:val="18"/>
-              </w:rPr>
               <w:t xml:space="preserve">more variability</w:t>
             </w:r>
             <w:r>
               <w:rPr>
                 <w:rFonts w:ascii="Avenir Next" w:hAnsi="Avenir Next" w:cs="Avenir Next" w:eastAsia="Avenir Next"/>
                 <w:color w:val="1A1A1A"/>
-                <w:sz w:val="18"/>
+                <w:sz w:val="22"/>
                 <w:szCs w:val="18"/>
               </w:rPr>
               <w:t xml:space="preserve">.</w:t>
@@ -2209,44 +2216,44 @@
                 <w:rFonts w:ascii="Avenir Next" w:hAnsi="Avenir Next" w:cs="Avenir Next" w:eastAsia="Avenir Next"/>
                 <w:b/>
                 <w:color w:val="003A70"/>
+                <w:sz w:val="22"/>
+                <w:szCs w:val="18"/>
+              </w:rPr>
+              <w:t xml:space="preserve">•</w:t>
+            </w:r>
+            <w:r>
+              <w:rPr>
+                <w:rFonts w:ascii="Avenir Next" w:hAnsi="Avenir Next" w:cs="Avenir Next" w:eastAsia="Avenir Next"/>
+                <w:color w:val="1A1A1A"/>
                 <w:sz w:val="18"/>
                 <w:szCs w:val="18"/>
               </w:rPr>
-              <w:t xml:space="preserve">•</w:t>
-            </w:r>
-            <w:r>
-              <w:rPr>
-                <w:rFonts w:ascii="Avenir Next" w:hAnsi="Avenir Next" w:cs="Avenir Next" w:eastAsia="Avenir Next"/>
-                <w:color w:val="1A1A1A"/>
-                <w:sz w:val="18"/>
+              <w:tab/>
+            </w:r>
+            <w:r>
+              <w:rPr>
+                <w:rFonts w:ascii="Avenir Next" w:hAnsi="Avenir Next" w:cs="Avenir Next" w:eastAsia="Avenir Next"/>
+                <w:color w:val="1A1A1A"/>
+                <w:sz w:val="22"/>
                 <w:szCs w:val="18"/>
               </w:rPr>
-              <w:tab/>
-            </w:r>
-            <w:r>
-              <w:rPr>
-                <w:rFonts w:ascii="Avenir Next" w:hAnsi="Avenir Next" w:cs="Avenir Next" w:eastAsia="Avenir Next"/>
-                <w:color w:val="1A1A1A"/>
-                <w:sz w:val="18"/>
+              <w:t xml:space="preserve">Less variability = more </w:t>
+            </w:r>
+            <w:r>
+              <w:rPr>
+                <w:rFonts w:ascii="Avenir Next" w:hAnsi="Avenir Next" w:cs="Avenir Next" w:eastAsia="Avenir Next"/>
+                <w:b/>
+                <w:color w:val="1A1A1A"/>
+                <w:sz w:val="22"/>
                 <w:szCs w:val="18"/>
               </w:rPr>
-              <w:t xml:space="preserve">Less variability = more </w:t>
-            </w:r>
-            <w:r>
-              <w:rPr>
-                <w:rFonts w:ascii="Avenir Next" w:hAnsi="Avenir Next" w:cs="Avenir Next" w:eastAsia="Avenir Next"/>
-                <w:b/>
-                <w:color w:val="1A1A1A"/>
-                <w:sz w:val="18"/>
-                <w:szCs w:val="18"/>
-              </w:rPr>
               <w:t xml:space="preserve">consistent</w:t>
             </w:r>
             <w:r>
               <w:rPr>
                 <w:rFonts w:ascii="Avenir Next" w:hAnsi="Avenir Next" w:cs="Avenir Next" w:eastAsia="Avenir Next"/>
                 <w:color w:val="1A1A1A"/>
-                <w:sz w:val="18"/>
+                <w:sz w:val="22"/>
                 <w:szCs w:val="18"/>
               </w:rPr>
               <w:t xml:space="preserve">. Compare range with range, IQR with IQR.</w:t>
@@ -2265,19 +2272,38 @@
                 <w:rFonts w:ascii="Avenir Next" w:hAnsi="Avenir Next" w:cs="Avenir Next" w:eastAsia="Avenir Next"/>
                 <w:b/>
                 <w:color w:val="003A70"/>
+                <w:sz w:val="22"/>
+                <w:szCs w:val="18"/>
+              </w:rPr>
+              <w:t xml:space="preserve">•</w:t>
+            </w:r>
+            <w:r>
+              <w:rPr>
+                <w:rFonts w:ascii="Avenir Next" w:hAnsi="Avenir Next" w:cs="Avenir Next" w:eastAsia="Avenir Next"/>
+                <w:color w:val="1A1A1A"/>
                 <w:sz w:val="18"/>
                 <w:szCs w:val="18"/>
               </w:rPr>
-              <w:t xml:space="preserve">•</w:t>
-            </w:r>
-            <w:r>
-              <w:rPr>
-                <w:rFonts w:ascii="Avenir Next" w:hAnsi="Avenir Next" w:cs="Avenir Next" w:eastAsia="Avenir Next"/>
+              <w:tab/>
+            </w:r>
+            <w:r>
+              <w:rPr>
+                <w:rFonts w:ascii="Avenir Next" w:hAnsi="Avenir Next" w:cs="Avenir Next" w:eastAsia="Avenir Next"/>
+                <w:color w:val="1A1A1A"/>
+                <w:sz w:val="22"/>
+                <w:szCs w:val="18"/>
+              </w:rPr>
+              <w:t xml:space="preserve">To describe the middle half when extremes distort the overall spread, consider the IQR and explain your choice.</w:t>
+            </w:r>
+            <w:r>
+              <w:rPr>
+                <w:rFonts w:ascii="Avenir Next" w:hAnsi="Avenir Next" w:cs="Avenir Next" w:eastAsia="Avenir Next"/>
+                <w:b/>
                 <w:color w:val="1A1A1A"/>
                 <w:sz w:val="18"/>
                 <w:szCs w:val="18"/>
               </w:rPr>
-              <w:tab/>
+              <w:t xml:space="preserve"/>
             </w:r>
             <w:r>
               <w:rPr>
@@ -2286,26 +2312,7 @@
                 <w:sz w:val="18"/>
                 <w:szCs w:val="18"/>
               </w:rPr>
-              <w:t xml:space="preserve">With an extreme value, use the </w:t>
-            </w:r>
-            <w:r>
-              <w:rPr>
-                <w:rFonts w:ascii="Avenir Next" w:hAnsi="Avenir Next" w:cs="Avenir Next" w:eastAsia="Avenir Next"/>
-                <w:b/>
-                <w:color w:val="1A1A1A"/>
-                <w:sz w:val="18"/>
-                <w:szCs w:val="18"/>
-              </w:rPr>
-              <w:t xml:space="preserve">IQR</w:t>
-            </w:r>
-            <w:r>
-              <w:rPr>
-                <w:rFonts w:ascii="Avenir Next" w:hAnsi="Avenir Next" w:cs="Avenir Next" w:eastAsia="Avenir Next"/>
-                <w:color w:val="1A1A1A"/>
-                <w:sz w:val="18"/>
-                <w:szCs w:val="18"/>
-              </w:rPr>
-              <w:t xml:space="preserve">.</w:t>
+              <w:t xml:space="preserve"/>
             </w:r>
           </w:p>
         </w:tc>
@@ -2317,6 +2324,7 @@
           </w:tcPr>
           <w:p>
             <w:pPr>
+              <w:pStyle w:val="Heading2"/>
               <w:spacing w:before="0" w:after="0" w:line="240" w:lineRule="auto"/>
             </w:pPr>
             <w:r>
@@ -2339,7 +2347,7 @@
               <w:rPr>
                 <w:rFonts w:ascii="Avenir Next" w:hAnsi="Avenir Next" w:cs="Avenir Next" w:eastAsia="Avenir Next"/>
                 <w:color w:val="1A1A1A"/>
-                <w:sz w:val="17"/>
+                <w:sz w:val="22"/>
                 <w:szCs w:val="17"/>
               </w:rPr>
               <w:t xml:space="preserve">Team P: IQR 6 points. Team Q: IQR 15 points. Which is more consistent?</w:t>
@@ -2358,25 +2366,25 @@
                 <w:rFonts w:ascii="Avenir Next" w:hAnsi="Avenir Next" w:cs="Avenir Next" w:eastAsia="Avenir Next"/>
                 <w:b/>
                 <w:color w:val="003A70"/>
+                <w:sz w:val="22"/>
+                <w:szCs w:val="17"/>
+              </w:rPr>
+              <w:t xml:space="preserve">Step 1</w:t>
+            </w:r>
+            <w:r>
+              <w:rPr>
+                <w:rFonts w:ascii="Avenir Next" w:hAnsi="Avenir Next" w:cs="Avenir Next" w:eastAsia="Avenir Next"/>
+                <w:color w:val="1A1A1A"/>
                 <w:sz w:val="17"/>
                 <w:szCs w:val="17"/>
               </w:rPr>
-              <w:t xml:space="preserve">Step 1</w:t>
-            </w:r>
-            <w:r>
-              <w:rPr>
-                <w:rFonts w:ascii="Avenir Next" w:hAnsi="Avenir Next" w:cs="Avenir Next" w:eastAsia="Avenir Next"/>
-                <w:color w:val="1A1A1A"/>
-                <w:sz w:val="17"/>
-                <w:szCs w:val="17"/>
-              </w:rPr>
               <w:tab/>
             </w:r>
             <w:r>
               <w:rPr>
                 <w:rFonts w:ascii="Avenir Next" w:hAnsi="Avenir Next" w:cs="Avenir Next" w:eastAsia="Avenir Next"/>
                 <w:color w:val="1A1A1A"/>
-                <w:sz w:val="17"/>
+                <w:sz w:val="22"/>
                 <w:szCs w:val="17"/>
               </w:rPr>
               <w:t xml:space="preserve">6 &lt; 15, so Team P’s middle half is closer.</w:t>
@@ -2395,18 +2403,18 @@
                 <w:rFonts w:ascii="Avenir Next" w:hAnsi="Avenir Next" w:cs="Avenir Next" w:eastAsia="Avenir Next"/>
                 <w:b/>
                 <w:color w:val="1A1A1A"/>
+                <w:sz w:val="22"/>
+                <w:szCs w:val="17"/>
+              </w:rPr>
+              <w:t xml:space="preserve">Answer</w:t>
+            </w:r>
+            <w:r>
+              <w:rPr>
+                <w:rFonts w:ascii="Avenir Next" w:hAnsi="Avenir Next" w:cs="Avenir Next" w:eastAsia="Avenir Next"/>
+                <w:color w:val="1A1A1A"/>
                 <w:sz w:val="17"/>
                 <w:szCs w:val="17"/>
               </w:rPr>
-              <w:t xml:space="preserve">Answer</w:t>
-            </w:r>
-            <w:r>
-              <w:rPr>
-                <w:rFonts w:ascii="Avenir Next" w:hAnsi="Avenir Next" w:cs="Avenir Next" w:eastAsia="Avenir Next"/>
-                <w:color w:val="1A1A1A"/>
-                <w:sz w:val="17"/>
-                <w:szCs w:val="17"/>
-              </w:rPr>
               <w:tab/>
             </w:r>
             <w:r>
@@ -2414,7 +2422,7 @@
                 <w:rFonts w:ascii="Avenir Next" w:hAnsi="Avenir Next" w:cs="Avenir Next" w:eastAsia="Avenir Next"/>
                 <w:b/>
                 <w:color w:val="1A1A1A"/>
-                <w:sz w:val="17"/>
+                <w:sz w:val="22"/>
                 <w:szCs w:val="17"/>
               </w:rPr>
               <w:t xml:space="preserve">Team P</w:t>
@@ -2425,6 +2433,7 @@
     </w:tbl>
     <w:p>
       <w:pPr>
+        <w:pStyle w:val="Heading2"/>
         <w:keepNext/>
         <w:pBdr>
           <w:bottom w:val="single" w:sz="8" w:space="3" w:color="003A70"/>
@@ -2440,7 +2449,7 @@
           <w:b/>
           <w:color w:val="003A70"/>
           <w:spacing w:val="14"/>
-          <w:sz w:val="19"/>
+          <w:sz w:val="22"/>
           <w:szCs w:val="19"/>
         </w:rPr>
         <w:t xml:space="preserve">PRACTICE</w:t>
@@ -2459,7 +2468,7 @@
           <w:rFonts w:ascii="Avenir Next" w:hAnsi="Avenir Next" w:cs="Avenir Next" w:eastAsia="Avenir Next"/>
           <w:i/>
           <w:color w:val="5A5F66"/>
-          <w:sz w:val="17"/>
+          <w:sz w:val="22"/>
           <w:szCs w:val="17"/>
         </w:rPr>
         <w:t xml:space="preserve">show your work · label units</w:t>
@@ -2479,25 +2488,25 @@
           <w:rFonts w:ascii="Avenir Next" w:hAnsi="Avenir Next" w:cs="Avenir Next" w:eastAsia="Avenir Next"/>
           <w:b/>
           <w:color w:val="1A1A1A"/>
+          <w:sz w:val="22"/>
+          <w:szCs w:val="20"/>
+        </w:rPr>
+        <w:t xml:space="preserve">1.</w:t>
+      </w:r>
+      <w:r>
+        <w:rPr>
+          <w:rFonts w:ascii="Avenir Next" w:hAnsi="Avenir Next" w:cs="Avenir Next" w:eastAsia="Avenir Next"/>
+          <w:color w:val="1A1A1A"/>
           <w:sz w:val="20"/>
           <w:szCs w:val="20"/>
         </w:rPr>
-        <w:t xml:space="preserve">1.</w:t>
-      </w:r>
-      <w:r>
-        <w:rPr>
-          <w:rFonts w:ascii="Avenir Next" w:hAnsi="Avenir Next" w:cs="Avenir Next" w:eastAsia="Avenir Next"/>
-          <w:color w:val="1A1A1A"/>
-          <w:sz w:val="20"/>
-          <w:szCs w:val="20"/>
-        </w:rPr>
         <w:tab/>
       </w:r>
       <w:r>
         <w:rPr>
           <w:rFonts w:ascii="Avenir Next" w:hAnsi="Avenir Next" w:cs="Avenir Next" w:eastAsia="Avenir Next"/>
           <w:color w:val="1A1A1A"/>
-          <w:sz w:val="20"/>
+          <w:sz w:val="22"/>
           <w:szCs w:val="20"/>
         </w:rPr>
         <w:t xml:space="preserve">Find each IQR.</w:t>
@@ -2552,25 +2561,25 @@
                 <w:rFonts w:ascii="Avenir Next" w:hAnsi="Avenir Next" w:cs="Avenir Next" w:eastAsia="Avenir Next"/>
                 <w:b/>
                 <w:color w:val="003A70"/>
+                <w:sz w:val="22"/>
+                <w:szCs w:val="20"/>
+              </w:rPr>
+              <w:t xml:space="preserve">a.</w:t>
+            </w:r>
+            <w:r>
+              <w:rPr>
+                <w:rFonts w:ascii="Avenir Next" w:hAnsi="Avenir Next" w:cs="Avenir Next" w:eastAsia="Avenir Next"/>
+                <w:color w:val="1A1A1A"/>
                 <w:sz w:val="20"/>
                 <w:szCs w:val="20"/>
               </w:rPr>
-              <w:t xml:space="preserve">a.</w:t>
-            </w:r>
-            <w:r>
-              <w:rPr>
-                <w:rFonts w:ascii="Avenir Next" w:hAnsi="Avenir Next" w:cs="Avenir Next" w:eastAsia="Avenir Next"/>
-                <w:color w:val="1A1A1A"/>
-                <w:sz w:val="20"/>
-                <w:szCs w:val="20"/>
-              </w:rPr>
               <w:tab/>
             </w:r>
             <w:r>
               <w:rPr>
                 <w:rFonts w:ascii="Avenir Next" w:hAnsi="Avenir Next" w:cs="Avenir Next" w:eastAsia="Avenir Next"/>
                 <w:color w:val="1A1A1A"/>
-                <w:sz w:val="20"/>
+                <w:sz w:val="22"/>
                 <w:szCs w:val="20"/>
               </w:rPr>
               <w:t xml:space="preserve">Set P: Q1 = 30, Q3 = 42</w:t>
@@ -2614,25 +2623,25 @@
                 <w:rFonts w:ascii="Avenir Next" w:hAnsi="Avenir Next" w:cs="Avenir Next" w:eastAsia="Avenir Next"/>
                 <w:b/>
                 <w:color w:val="003A70"/>
+                <w:sz w:val="22"/>
+                <w:szCs w:val="20"/>
+              </w:rPr>
+              <w:t xml:space="preserve">b.</w:t>
+            </w:r>
+            <w:r>
+              <w:rPr>
+                <w:rFonts w:ascii="Avenir Next" w:hAnsi="Avenir Next" w:cs="Avenir Next" w:eastAsia="Avenir Next"/>
+                <w:color w:val="1A1A1A"/>
                 <w:sz w:val="20"/>
                 <w:szCs w:val="20"/>
               </w:rPr>
-              <w:t xml:space="preserve">b.</w:t>
-            </w:r>
-            <w:r>
-              <w:rPr>
-                <w:rFonts w:ascii="Avenir Next" w:hAnsi="Avenir Next" w:cs="Avenir Next" w:eastAsia="Avenir Next"/>
-                <w:color w:val="1A1A1A"/>
-                <w:sz w:val="20"/>
-                <w:szCs w:val="20"/>
-              </w:rPr>
               <w:tab/>
             </w:r>
             <w:r>
               <w:rPr>
                 <w:rFonts w:ascii="Avenir Next" w:hAnsi="Avenir Next" w:cs="Avenir Next" w:eastAsia="Avenir Next"/>
                 <w:color w:val="1A1A1A"/>
-                <w:sz w:val="20"/>
+                <w:sz w:val="22"/>
                 <w:szCs w:val="20"/>
               </w:rPr>
               <w:t xml:space="preserve">Set Q: Q1 = 33, Q3 = 39</w:t>
@@ -2679,18 +2688,18 @@
           <w:rFonts w:ascii="Avenir Next" w:hAnsi="Avenir Next" w:cs="Avenir Next" w:eastAsia="Avenir Next"/>
           <w:b/>
           <w:color w:val="1A1A1A"/>
+          <w:sz w:val="22"/>
+          <w:szCs w:val="20"/>
+        </w:rPr>
+        <w:t xml:space="preserve">2.</w:t>
+      </w:r>
+      <w:r>
+        <w:rPr>
+          <w:rFonts w:ascii="Avenir Next" w:hAnsi="Avenir Next" w:cs="Avenir Next" w:eastAsia="Avenir Next"/>
+          <w:color w:val="1A1A1A"/>
           <w:sz w:val="20"/>
           <w:szCs w:val="20"/>
         </w:rPr>
-        <w:t xml:space="preserve">2.</w:t>
-      </w:r>
-      <w:r>
-        <w:rPr>
-          <w:rFonts w:ascii="Avenir Next" w:hAnsi="Avenir Next" w:cs="Avenir Next" w:eastAsia="Avenir Next"/>
-          <w:color w:val="1A1A1A"/>
-          <w:sz w:val="20"/>
-          <w:szCs w:val="20"/>
-        </w:rPr>
         <w:tab/>
       </w:r>
       <w:r>
@@ -2698,7 +2707,7 @@
           <w:rFonts w:ascii="Avenir Next" w:hAnsi="Avenir Next" w:cs="Avenir Next" w:eastAsia="Avenir Next"/>
           <w:b/>
           <w:color w:val="1A1A1A"/>
-          <w:sz w:val="20"/>
+          <w:sz w:val="22"/>
           <w:szCs w:val="20"/>
         </w:rPr>
         <w:t xml:space="preserve">Basketball.  </w:t>
@@ -2707,7 +2716,7 @@
         <w:rPr>
           <w:rFonts w:ascii="Avenir Next" w:hAnsi="Avenir Next" w:cs="Avenir Next" w:eastAsia="Avenir Next"/>
           <w:color w:val="1A1A1A"/>
-          <w:sz w:val="20"/>
+          <w:sz w:val="22"/>
           <w:szCs w:val="20"/>
         </w:rPr>
         <w:t xml:space="preserve">Points per game: Player 1: 8, 10, 11, 12, 13, 14, 16. Player 2: 2, 6, 9, 12, 15, 18, 22.</w:t>
@@ -2744,6 +2753,7 @@
         <w:trPr>
           <w:cantSplit/>
           <w:trHeight w:val="400" w:hRule="atLeast"/>
+          <w:tblHeader/>
         </w:trPr>
         <w:tc>
           <w:tcPr>
@@ -2772,7 +2782,7 @@
                 <w:rFonts w:ascii="Avenir Next" w:hAnsi="Avenir Next" w:cs="Avenir Next" w:eastAsia="Avenir Next"/>
                 <w:b/>
                 <w:color w:val="1A1A1A"/>
-                <w:sz w:val="19"/>
+                <w:sz w:val="22"/>
                 <w:szCs w:val="19"/>
               </w:rPr>
               <w:t xml:space="preserve">Range</w:t>
@@ -2795,7 +2805,7 @@
                 <w:rFonts w:ascii="Avenir Next" w:hAnsi="Avenir Next" w:cs="Avenir Next" w:eastAsia="Avenir Next"/>
                 <w:b/>
                 <w:color w:val="1A1A1A"/>
-                <w:sz w:val="19"/>
+                <w:sz w:val="22"/>
                 <w:szCs w:val="19"/>
               </w:rPr>
               <w:t xml:space="preserve">IQR</w:t>
@@ -2824,7 +2834,7 @@
                 <w:rFonts w:ascii="Avenir Next" w:hAnsi="Avenir Next" w:cs="Avenir Next" w:eastAsia="Avenir Next"/>
                 <w:b/>
                 <w:color w:val="1A1A1A"/>
-                <w:sz w:val="19"/>
+                <w:sz w:val="22"/>
                 <w:szCs w:val="19"/>
               </w:rPr>
               <w:t xml:space="preserve">Player 1</w:t>
@@ -2875,7 +2885,7 @@
                 <w:rFonts w:ascii="Avenir Next" w:hAnsi="Avenir Next" w:cs="Avenir Next" w:eastAsia="Avenir Next"/>
                 <w:b/>
                 <w:color w:val="1A1A1A"/>
-                <w:sz w:val="19"/>
+                <w:sz w:val="22"/>
                 <w:szCs w:val="19"/>
               </w:rPr>
               <w:t xml:space="preserve">Player 2</w:t>
@@ -2919,7 +2929,7 @@
           <w:rFonts w:ascii="Avenir Next" w:hAnsi="Avenir Next" w:cs="Avenir Next" w:eastAsia="Avenir Next"/>
           <w:b/>
           <w:color w:val="1A1A1A"/>
-          <w:sz w:val="18"/>
+          <w:sz w:val="22"/>
           <w:szCs w:val="18"/>
         </w:rPr>
         <w:t xml:space="preserve">More consistent player</w:t>
@@ -2953,18 +2963,18 @@
           <w:rFonts w:ascii="Avenir Next" w:hAnsi="Avenir Next" w:cs="Avenir Next" w:eastAsia="Avenir Next"/>
           <w:b/>
           <w:color w:val="1A1A1A"/>
+          <w:sz w:val="22"/>
+          <w:szCs w:val="20"/>
+        </w:rPr>
+        <w:t xml:space="preserve">3.</w:t>
+      </w:r>
+      <w:r>
+        <w:rPr>
+          <w:rFonts w:ascii="Avenir Next" w:hAnsi="Avenir Next" w:cs="Avenir Next" w:eastAsia="Avenir Next"/>
+          <w:color w:val="1A1A1A"/>
           <w:sz w:val="20"/>
           <w:szCs w:val="20"/>
         </w:rPr>
-        <w:t xml:space="preserve">3.</w:t>
-      </w:r>
-      <w:r>
-        <w:rPr>
-          <w:rFonts w:ascii="Avenir Next" w:hAnsi="Avenir Next" w:cs="Avenir Next" w:eastAsia="Avenir Next"/>
-          <w:color w:val="1A1A1A"/>
-          <w:sz w:val="20"/>
-          <w:szCs w:val="20"/>
-        </w:rPr>
         <w:tab/>
       </w:r>
       <w:r>
@@ -2972,7 +2982,7 @@
           <w:rFonts w:ascii="Avenir Next" w:hAnsi="Avenir Next" w:cs="Avenir Next" w:eastAsia="Avenir Next"/>
           <w:b/>
           <w:color w:val="1A1A1A"/>
-          <w:sz w:val="20"/>
+          <w:sz w:val="22"/>
           <w:szCs w:val="20"/>
         </w:rPr>
         <w:t xml:space="preserve">Spelling Scores.  </w:t>
@@ -2981,7 +2991,7 @@
         <w:rPr>
           <w:rFonts w:ascii="Avenir Next" w:hAnsi="Avenir Next" w:cs="Avenir Next" w:eastAsia="Avenir Next"/>
           <w:color w:val="1A1A1A"/>
-          <w:sz w:val="20"/>
+          <w:sz w:val="22"/>
           <w:szCs w:val="20"/>
         </w:rPr>
         <w:t xml:space="preserve">Group A scored 70, 72, 75, 78, 80. Group B scored 55, 65, 75, 85, 95.</w:t>
@@ -3000,10 +3010,29 @@
         <w:rPr>
           <w:rFonts w:ascii="Avenir Next" w:hAnsi="Avenir Next" w:cs="Avenir Next" w:eastAsia="Avenir Next"/>
           <w:color w:val="1A1A1A"/>
+          <w:sz w:val="22"/>
+          <w:szCs w:val="20"/>
+        </w:rPr>
+        <w:t xml:space="preserve">Ranges:  A </w:t>
+      </w:r>
+      <w:r>
+        <w:rPr>
+          <w:rFonts w:ascii="Avenir Next" w:hAnsi="Avenir Next" w:cs="Avenir Next" w:eastAsia="Avenir Next"/>
+          <w:color w:val="1A1A1A"/>
           <w:sz w:val="20"/>
           <w:szCs w:val="20"/>
-        </w:rPr>
-        <w:t xml:space="preserve">Ranges:  A </w:t>
+          <w:u w:val="single"/>
+        </w:rPr>
+        <w:t xml:space="preserve">        </w:t>
+      </w:r>
+      <w:r>
+        <w:rPr>
+          <w:rFonts w:ascii="Avenir Next" w:hAnsi="Avenir Next" w:cs="Avenir Next" w:eastAsia="Avenir Next"/>
+          <w:color w:val="1A1A1A"/>
+          <w:sz w:val="22"/>
+          <w:szCs w:val="20"/>
+        </w:rPr>
+        <w:t xml:space="preserve">  B </w:t>
       </w:r>
       <w:r>
         <w:rPr>
@@ -3019,26 +3048,7 @@
         <w:rPr>
           <w:rFonts w:ascii="Avenir Next" w:hAnsi="Avenir Next" w:cs="Avenir Next" w:eastAsia="Avenir Next"/>
           <w:color w:val="1A1A1A"/>
-          <w:sz w:val="20"/>
-          <w:szCs w:val="20"/>
-        </w:rPr>
-        <w:t xml:space="preserve">  B </w:t>
-      </w:r>
-      <w:r>
-        <w:rPr>
-          <w:rFonts w:ascii="Avenir Next" w:hAnsi="Avenir Next" w:cs="Avenir Next" w:eastAsia="Avenir Next"/>
-          <w:color w:val="1A1A1A"/>
-          <w:sz w:val="20"/>
-          <w:szCs w:val="20"/>
-          <w:u w:val="single"/>
-        </w:rPr>
-        <w:t xml:space="preserve">        </w:t>
-      </w:r>
-      <w:r>
-        <w:rPr>
-          <w:rFonts w:ascii="Avenir Next" w:hAnsi="Avenir Next" w:cs="Avenir Next" w:eastAsia="Avenir Next"/>
-          <w:color w:val="1A1A1A"/>
-          <w:sz w:val="20"/>
+          <w:sz w:val="22"/>
           <w:szCs w:val="20"/>
         </w:rPr>
         <w:t xml:space="preserve">   More consistent group: </w:t>
@@ -3112,18 +3122,18 @@
                 <w:rFonts w:ascii="Avenir Next" w:hAnsi="Avenir Next" w:cs="Avenir Next" w:eastAsia="Avenir Next"/>
                 <w:b/>
                 <w:color w:val="1A1A1A"/>
+                <w:sz w:val="22"/>
+                <w:szCs w:val="20"/>
+              </w:rPr>
+              <w:t xml:space="preserve">4.</w:t>
+            </w:r>
+            <w:r>
+              <w:rPr>
+                <w:rFonts w:ascii="Avenir Next" w:hAnsi="Avenir Next" w:cs="Avenir Next" w:eastAsia="Avenir Next"/>
+                <w:color w:val="1A1A1A"/>
                 <w:sz w:val="20"/>
                 <w:szCs w:val="20"/>
               </w:rPr>
-              <w:t xml:space="preserve">4.</w:t>
-            </w:r>
-            <w:r>
-              <w:rPr>
-                <w:rFonts w:ascii="Avenir Next" w:hAnsi="Avenir Next" w:cs="Avenir Next" w:eastAsia="Avenir Next"/>
-                <w:color w:val="1A1A1A"/>
-                <w:sz w:val="20"/>
-                <w:szCs w:val="20"/>
-              </w:rPr>
               <w:tab/>
             </w:r>
             <w:r>
@@ -3131,7 +3141,7 @@
                 <w:rFonts w:ascii="Avenir Next" w:hAnsi="Avenir Next" w:cs="Avenir Next" w:eastAsia="Avenir Next"/>
                 <w:b/>
                 <w:color w:val="1A1A1A"/>
-                <w:sz w:val="20"/>
+                <w:sz w:val="22"/>
                 <w:szCs w:val="20"/>
               </w:rPr>
               <w:t xml:space="preserve">Bus Routes.  </w:t>
@@ -3140,7 +3150,7 @@
               <w:rPr>
                 <w:rFonts w:ascii="Avenir Next" w:hAnsi="Avenir Next" w:cs="Avenir Next" w:eastAsia="Avenir Next"/>
                 <w:color w:val="1A1A1A"/>
-                <w:sz w:val="20"/>
+                <w:sz w:val="22"/>
                 <w:szCs w:val="20"/>
               </w:rPr>
               <w:t xml:space="preserve">The box plots show ride times in minutes.</w:t>
@@ -3160,10 +3170,28 @@
                 <w:rFonts w:ascii="Avenir Next" w:hAnsi="Avenir Next" w:cs="Avenir Next" w:eastAsia="Avenir Next"/>
                 <w:b/>
                 <w:color w:val="003A70"/>
+                <w:sz w:val="22"/>
+                <w:szCs w:val="20"/>
+              </w:rPr>
+              <w:t xml:space="preserve">a.</w:t>
+            </w:r>
+            <w:r>
+              <w:rPr>
+                <w:rFonts w:ascii="Avenir Next" w:hAnsi="Avenir Next" w:cs="Avenir Next" w:eastAsia="Avenir Next"/>
+                <w:color w:val="1A1A1A"/>
                 <w:sz w:val="20"/>
                 <w:szCs w:val="20"/>
               </w:rPr>
-              <w:t xml:space="preserve">a.</w:t>
+              <w:tab/>
+            </w:r>
+            <w:r>
+              <w:rPr>
+                <w:rFonts w:ascii="Avenir Next" w:hAnsi="Avenir Next" w:cs="Avenir Next" w:eastAsia="Avenir Next"/>
+                <w:color w:val="1A1A1A"/>
+                <w:sz w:val="22"/>
+                <w:szCs w:val="20"/>
+              </w:rPr>
+              <w:t xml:space="preserve">Ranges:  1 </w:t>
             </w:r>
             <w:r>
               <w:rPr>
@@ -3171,24 +3199,6 @@
                 <w:color w:val="1A1A1A"/>
                 <w:sz w:val="20"/>
                 <w:szCs w:val="20"/>
-              </w:rPr>
-              <w:tab/>
-            </w:r>
-            <w:r>
-              <w:rPr>
-                <w:rFonts w:ascii="Avenir Next" w:hAnsi="Avenir Next" w:cs="Avenir Next" w:eastAsia="Avenir Next"/>
-                <w:color w:val="1A1A1A"/>
-                <w:sz w:val="20"/>
-                <w:szCs w:val="20"/>
-              </w:rPr>
-              <w:t xml:space="preserve">Ranges:  1 </w:t>
-            </w:r>
-            <w:r>
-              <w:rPr>
-                <w:rFonts w:ascii="Avenir Next" w:hAnsi="Avenir Next" w:cs="Avenir Next" w:eastAsia="Avenir Next"/>
-                <w:color w:val="1A1A1A"/>
-                <w:sz w:val="20"/>
-                <w:szCs w:val="20"/>
                 <w:u w:val="single"/>
               </w:rPr>
               <w:t xml:space="preserve">        </w:t>
@@ -3197,7 +3207,7 @@
               <w:rPr>
                 <w:rFonts w:ascii="Avenir Next" w:hAnsi="Avenir Next" w:cs="Avenir Next" w:eastAsia="Avenir Next"/>
                 <w:color w:val="1A1A1A"/>
-                <w:sz w:val="20"/>
+                <w:sz w:val="22"/>
                 <w:szCs w:val="20"/>
               </w:rPr>
               <w:t xml:space="preserve">  2 </w:t>
@@ -3227,10 +3237,28 @@
                 <w:rFonts w:ascii="Avenir Next" w:hAnsi="Avenir Next" w:cs="Avenir Next" w:eastAsia="Avenir Next"/>
                 <w:b/>
                 <w:color w:val="003A70"/>
+                <w:sz w:val="22"/>
+                <w:szCs w:val="20"/>
+              </w:rPr>
+              <w:t xml:space="preserve">b.</w:t>
+            </w:r>
+            <w:r>
+              <w:rPr>
+                <w:rFonts w:ascii="Avenir Next" w:hAnsi="Avenir Next" w:cs="Avenir Next" w:eastAsia="Avenir Next"/>
+                <w:color w:val="1A1A1A"/>
                 <w:sz w:val="20"/>
                 <w:szCs w:val="20"/>
               </w:rPr>
-              <w:t xml:space="preserve">b.</w:t>
+              <w:tab/>
+            </w:r>
+            <w:r>
+              <w:rPr>
+                <w:rFonts w:ascii="Avenir Next" w:hAnsi="Avenir Next" w:cs="Avenir Next" w:eastAsia="Avenir Next"/>
+                <w:color w:val="1A1A1A"/>
+                <w:sz w:val="22"/>
+                <w:szCs w:val="20"/>
+              </w:rPr>
+              <w:t xml:space="preserve">IQRs:  1 </w:t>
             </w:r>
             <w:r>
               <w:rPr>
@@ -3238,24 +3266,6 @@
                 <w:color w:val="1A1A1A"/>
                 <w:sz w:val="20"/>
                 <w:szCs w:val="20"/>
-              </w:rPr>
-              <w:tab/>
-            </w:r>
-            <w:r>
-              <w:rPr>
-                <w:rFonts w:ascii="Avenir Next" w:hAnsi="Avenir Next" w:cs="Avenir Next" w:eastAsia="Avenir Next"/>
-                <w:color w:val="1A1A1A"/>
-                <w:sz w:val="20"/>
-                <w:szCs w:val="20"/>
-              </w:rPr>
-              <w:t xml:space="preserve">IQRs:  1 </w:t>
-            </w:r>
-            <w:r>
-              <w:rPr>
-                <w:rFonts w:ascii="Avenir Next" w:hAnsi="Avenir Next" w:cs="Avenir Next" w:eastAsia="Avenir Next"/>
-                <w:color w:val="1A1A1A"/>
-                <w:sz w:val="20"/>
-                <w:szCs w:val="20"/>
                 <w:u w:val="single"/>
               </w:rPr>
               <w:t xml:space="preserve">        </w:t>
@@ -3264,7 +3274,7 @@
               <w:rPr>
                 <w:rFonts w:ascii="Avenir Next" w:hAnsi="Avenir Next" w:cs="Avenir Next" w:eastAsia="Avenir Next"/>
                 <w:color w:val="1A1A1A"/>
-                <w:sz w:val="20"/>
+                <w:sz w:val="22"/>
                 <w:szCs w:val="20"/>
               </w:rPr>
               <w:t xml:space="preserve">  2 </w:t>
@@ -3298,7 +3308,7 @@
               <w:drawing>
                 <wp:inline distT="0" distB="0" distL="0" distR="0">
                   <wp:extent cx="2560320" cy="1322832"/>
-                  <wp:docPr id="2" name="Figure 2"/>
+                  <wp:docPr id="2" name="Figure 2" descr="Box plot. Axis: values, 0 to 40; ticks every 1. Plots shown: five: 5, 12, 15, 18, 40; name: 1, five: 8, 10, 16, 20, 25; name: 2."/>
                   <a:graphic xmlns:a="http://schemas.openxmlformats.org/drawingml/2006/main">
                     <a:graphicData uri="http://schemas.openxmlformats.org/drawingml/2006/picture">
                       <pic:pic xmlns:pic="http://schemas.openxmlformats.org/drawingml/2006/picture">
@@ -3350,25 +3360,25 @@
           <w:rFonts w:ascii="Avenir Next" w:hAnsi="Avenir Next" w:cs="Avenir Next" w:eastAsia="Avenir Next"/>
           <w:b/>
           <w:color w:val="1A1A1A"/>
+          <w:sz w:val="22"/>
+          <w:szCs w:val="20"/>
+        </w:rPr>
+        <w:t xml:space="preserve">5.</w:t>
+      </w:r>
+      <w:r>
+        <w:rPr>
+          <w:rFonts w:ascii="Avenir Next" w:hAnsi="Avenir Next" w:cs="Avenir Next" w:eastAsia="Avenir Next"/>
+          <w:color w:val="1A1A1A"/>
           <w:sz w:val="20"/>
           <w:szCs w:val="20"/>
         </w:rPr>
-        <w:t xml:space="preserve">5.</w:t>
-      </w:r>
-      <w:r>
-        <w:rPr>
-          <w:rFonts w:ascii="Avenir Next" w:hAnsi="Avenir Next" w:cs="Avenir Next" w:eastAsia="Avenir Next"/>
-          <w:color w:val="1A1A1A"/>
-          <w:sz w:val="20"/>
-          <w:szCs w:val="20"/>
-        </w:rPr>
         <w:tab/>
       </w:r>
       <w:r>
         <w:rPr>
           <w:rFonts w:ascii="Avenir Next" w:hAnsi="Avenir Next" w:cs="Avenir Next" w:eastAsia="Avenir Next"/>
           <w:color w:val="1A1A1A"/>
-          <w:sz w:val="20"/>
+          <w:sz w:val="22"/>
           <w:szCs w:val="20"/>
         </w:rPr>
         <w:t xml:space="preserve">Jada says Route 2 is more consistent. Kwame says Route 1 is. Who is right? Why?</w:t>
@@ -3447,6 +3457,7 @@
     </w:p>
     <w:p>
       <w:pPr>
+        <w:pStyle w:val="Heading2"/>
         <w:keepNext/>
         <w:pBdr>
           <w:bottom w:val="single" w:sz="8" w:space="3" w:color="003A70"/>
@@ -3462,7 +3473,7 @@
           <w:b/>
           <w:color w:val="003A70"/>
           <w:spacing w:val="14"/>
-          <w:sz w:val="19"/>
+          <w:sz w:val="22"/>
           <w:szCs w:val="19"/>
         </w:rPr>
         <w:t xml:space="preserve">TEST PRACTICE</w:t>
@@ -3481,7 +3492,7 @@
           <w:rFonts w:ascii="Avenir Next" w:hAnsi="Avenir Next" w:cs="Avenir Next" w:eastAsia="Avenir Next"/>
           <w:i/>
           <w:color w:val="5A5F66"/>
-          <w:sz w:val="17"/>
+          <w:sz w:val="22"/>
           <w:szCs w:val="17"/>
         </w:rPr>
         <w:t xml:space="preserve">choose the best answer</w:t>
@@ -3501,25 +3512,25 @@
           <w:rFonts w:ascii="Avenir Next" w:hAnsi="Avenir Next" w:cs="Avenir Next" w:eastAsia="Avenir Next"/>
           <w:b/>
           <w:color w:val="1A1A1A"/>
+          <w:sz w:val="22"/>
+          <w:szCs w:val="20"/>
+        </w:rPr>
+        <w:t xml:space="preserve">6.</w:t>
+      </w:r>
+      <w:r>
+        <w:rPr>
+          <w:rFonts w:ascii="Avenir Next" w:hAnsi="Avenir Next" w:cs="Avenir Next" w:eastAsia="Avenir Next"/>
+          <w:color w:val="1A1A1A"/>
           <w:sz w:val="20"/>
           <w:szCs w:val="20"/>
         </w:rPr>
-        <w:t xml:space="preserve">6.</w:t>
-      </w:r>
-      <w:r>
-        <w:rPr>
-          <w:rFonts w:ascii="Avenir Next" w:hAnsi="Avenir Next" w:cs="Avenir Next" w:eastAsia="Avenir Next"/>
-          <w:color w:val="1A1A1A"/>
-          <w:sz w:val="20"/>
-          <w:szCs w:val="20"/>
-        </w:rPr>
         <w:tab/>
       </w:r>
       <w:r>
         <w:rPr>
           <w:rFonts w:ascii="Avenir Next" w:hAnsi="Avenir Next" w:cs="Avenir Next" w:eastAsia="Avenir Next"/>
           <w:color w:val="1A1A1A"/>
-          <w:sz w:val="20"/>
+          <w:sz w:val="22"/>
           <w:szCs w:val="20"/>
         </w:rPr>
         <w:t xml:space="preserve">Class A’s scores have a range of 12. Class B’s have a range of 30. Whose scores vary less?</w:t>
@@ -3575,25 +3586,25 @@
                 <w:rFonts w:ascii="Avenir Next" w:hAnsi="Avenir Next" w:cs="Avenir Next" w:eastAsia="Avenir Next"/>
                 <w:b/>
                 <w:color w:val="003A70"/>
+                <w:sz w:val="22"/>
+                <w:szCs w:val="19"/>
+              </w:rPr>
+              <w:t xml:space="preserve">A</w:t>
+            </w:r>
+            <w:r>
+              <w:rPr>
+                <w:rFonts w:ascii="Avenir Next" w:hAnsi="Avenir Next" w:cs="Avenir Next" w:eastAsia="Avenir Next"/>
+                <w:color w:val="1A1A1A"/>
                 <w:sz w:val="19"/>
                 <w:szCs w:val="19"/>
               </w:rPr>
-              <w:t xml:space="preserve">A</w:t>
-            </w:r>
-            <w:r>
-              <w:rPr>
-                <w:rFonts w:ascii="Avenir Next" w:hAnsi="Avenir Next" w:cs="Avenir Next" w:eastAsia="Avenir Next"/>
-                <w:color w:val="1A1A1A"/>
-                <w:sz w:val="19"/>
-                <w:szCs w:val="19"/>
-              </w:rPr>
               <w:tab/>
             </w:r>
             <w:r>
               <w:rPr>
                 <w:rFonts w:ascii="Avenir Next" w:hAnsi="Avenir Next" w:cs="Avenir Next" w:eastAsia="Avenir Next"/>
                 <w:color w:val="1A1A1A"/>
-                <w:sz w:val="19"/>
+                <w:sz w:val="22"/>
                 <w:szCs w:val="19"/>
               </w:rPr>
               <w:t xml:space="preserve">Class A</w:t>
@@ -3618,25 +3629,25 @@
                 <w:rFonts w:ascii="Avenir Next" w:hAnsi="Avenir Next" w:cs="Avenir Next" w:eastAsia="Avenir Next"/>
                 <w:b/>
                 <w:color w:val="003A70"/>
+                <w:sz w:val="22"/>
+                <w:szCs w:val="19"/>
+              </w:rPr>
+              <w:t xml:space="preserve">B</w:t>
+            </w:r>
+            <w:r>
+              <w:rPr>
+                <w:rFonts w:ascii="Avenir Next" w:hAnsi="Avenir Next" w:cs="Avenir Next" w:eastAsia="Avenir Next"/>
+                <w:color w:val="1A1A1A"/>
                 <w:sz w:val="19"/>
                 <w:szCs w:val="19"/>
               </w:rPr>
-              <w:t xml:space="preserve">B</w:t>
-            </w:r>
-            <w:r>
-              <w:rPr>
-                <w:rFonts w:ascii="Avenir Next" w:hAnsi="Avenir Next" w:cs="Avenir Next" w:eastAsia="Avenir Next"/>
-                <w:color w:val="1A1A1A"/>
-                <w:sz w:val="19"/>
-                <w:szCs w:val="19"/>
-              </w:rPr>
               <w:tab/>
             </w:r>
             <w:r>
               <w:rPr>
                 <w:rFonts w:ascii="Avenir Next" w:hAnsi="Avenir Next" w:cs="Avenir Next" w:eastAsia="Avenir Next"/>
                 <w:color w:val="1A1A1A"/>
-                <w:sz w:val="19"/>
+                <w:sz w:val="22"/>
                 <w:szCs w:val="19"/>
               </w:rPr>
               <w:t xml:space="preserve">Class B</w:t>
@@ -3661,25 +3672,25 @@
                 <w:rFonts w:ascii="Avenir Next" w:hAnsi="Avenir Next" w:cs="Avenir Next" w:eastAsia="Avenir Next"/>
                 <w:b/>
                 <w:color w:val="003A70"/>
+                <w:sz w:val="22"/>
+                <w:szCs w:val="19"/>
+              </w:rPr>
+              <w:t xml:space="preserve">C</w:t>
+            </w:r>
+            <w:r>
+              <w:rPr>
+                <w:rFonts w:ascii="Avenir Next" w:hAnsi="Avenir Next" w:cs="Avenir Next" w:eastAsia="Avenir Next"/>
+                <w:color w:val="1A1A1A"/>
                 <w:sz w:val="19"/>
                 <w:szCs w:val="19"/>
               </w:rPr>
-              <w:t xml:space="preserve">C</w:t>
-            </w:r>
-            <w:r>
-              <w:rPr>
-                <w:rFonts w:ascii="Avenir Next" w:hAnsi="Avenir Next" w:cs="Avenir Next" w:eastAsia="Avenir Next"/>
-                <w:color w:val="1A1A1A"/>
-                <w:sz w:val="19"/>
-                <w:szCs w:val="19"/>
-              </w:rPr>
               <w:tab/>
             </w:r>
             <w:r>
               <w:rPr>
                 <w:rFonts w:ascii="Avenir Next" w:hAnsi="Avenir Next" w:cs="Avenir Next" w:eastAsia="Avenir Next"/>
                 <w:color w:val="1A1A1A"/>
-                <w:sz w:val="19"/>
+                <w:sz w:val="22"/>
                 <w:szCs w:val="19"/>
               </w:rPr>
               <w:t xml:space="preserve">Both the same</w:t>
@@ -3704,25 +3715,25 @@
                 <w:rFonts w:ascii="Avenir Next" w:hAnsi="Avenir Next" w:cs="Avenir Next" w:eastAsia="Avenir Next"/>
                 <w:b/>
                 <w:color w:val="003A70"/>
+                <w:sz w:val="22"/>
+                <w:szCs w:val="19"/>
+              </w:rPr>
+              <w:t xml:space="preserve">D</w:t>
+            </w:r>
+            <w:r>
+              <w:rPr>
+                <w:rFonts w:ascii="Avenir Next" w:hAnsi="Avenir Next" w:cs="Avenir Next" w:eastAsia="Avenir Next"/>
+                <w:color w:val="1A1A1A"/>
                 <w:sz w:val="19"/>
                 <w:szCs w:val="19"/>
               </w:rPr>
-              <w:t xml:space="preserve">D</w:t>
-            </w:r>
-            <w:r>
-              <w:rPr>
-                <w:rFonts w:ascii="Avenir Next" w:hAnsi="Avenir Next" w:cs="Avenir Next" w:eastAsia="Avenir Next"/>
-                <w:color w:val="1A1A1A"/>
-                <w:sz w:val="19"/>
-                <w:szCs w:val="19"/>
-              </w:rPr>
               <w:tab/>
             </w:r>
             <w:r>
               <w:rPr>
                 <w:rFonts w:ascii="Avenir Next" w:hAnsi="Avenir Next" w:cs="Avenir Next" w:eastAsia="Avenir Next"/>
                 <w:color w:val="1A1A1A"/>
-                <w:sz w:val="19"/>
+                <w:sz w:val="22"/>
                 <w:szCs w:val="19"/>
               </w:rPr>
               <w:t xml:space="preserve">Cannot tell</w:t>
@@ -3750,25 +3761,25 @@
           <w:rFonts w:ascii="Avenir Next" w:hAnsi="Avenir Next" w:cs="Avenir Next" w:eastAsia="Avenir Next"/>
           <w:b/>
           <w:color w:val="1A1A1A"/>
+          <w:sz w:val="22"/>
+          <w:szCs w:val="20"/>
+        </w:rPr>
+        <w:t xml:space="preserve">7.</w:t>
+      </w:r>
+      <w:r>
+        <w:rPr>
+          <w:rFonts w:ascii="Avenir Next" w:hAnsi="Avenir Next" w:cs="Avenir Next" w:eastAsia="Avenir Next"/>
+          <w:color w:val="1A1A1A"/>
           <w:sz w:val="20"/>
           <w:szCs w:val="20"/>
         </w:rPr>
-        <w:t xml:space="preserve">7.</w:t>
-      </w:r>
-      <w:r>
-        <w:rPr>
-          <w:rFonts w:ascii="Avenir Next" w:hAnsi="Avenir Next" w:cs="Avenir Next" w:eastAsia="Avenir Next"/>
-          <w:color w:val="1A1A1A"/>
-          <w:sz w:val="20"/>
-          <w:szCs w:val="20"/>
-        </w:rPr>
         <w:tab/>
       </w:r>
       <w:r>
         <w:rPr>
           <w:rFonts w:ascii="Avenir Next" w:hAnsi="Avenir Next" w:cs="Avenir Next" w:eastAsia="Avenir Next"/>
           <w:color w:val="1A1A1A"/>
-          <w:sz w:val="20"/>
+          <w:sz w:val="22"/>
           <w:szCs w:val="20"/>
         </w:rPr>
         <w:t xml:space="preserve">What is the IQR of 4, 6, 7, 9, 10, 12, 15?</w:t>
@@ -3824,25 +3835,25 @@
                 <w:rFonts w:ascii="Avenir Next" w:hAnsi="Avenir Next" w:cs="Avenir Next" w:eastAsia="Avenir Next"/>
                 <w:b/>
                 <w:color w:val="003A70"/>
+                <w:sz w:val="22"/>
+                <w:szCs w:val="19"/>
+              </w:rPr>
+              <w:t xml:space="preserve">A</w:t>
+            </w:r>
+            <w:r>
+              <w:rPr>
+                <w:rFonts w:ascii="Avenir Next" w:hAnsi="Avenir Next" w:cs="Avenir Next" w:eastAsia="Avenir Next"/>
+                <w:color w:val="1A1A1A"/>
                 <w:sz w:val="19"/>
                 <w:szCs w:val="19"/>
               </w:rPr>
-              <w:t xml:space="preserve">A</w:t>
-            </w:r>
-            <w:r>
-              <w:rPr>
-                <w:rFonts w:ascii="Avenir Next" w:hAnsi="Avenir Next" w:cs="Avenir Next" w:eastAsia="Avenir Next"/>
-                <w:color w:val="1A1A1A"/>
-                <w:sz w:val="19"/>
-                <w:szCs w:val="19"/>
-              </w:rPr>
               <w:tab/>
             </w:r>
             <w:r>
               <w:rPr>
                 <w:rFonts w:ascii="Avenir Next" w:hAnsi="Avenir Next" w:cs="Avenir Next" w:eastAsia="Avenir Next"/>
                 <w:color w:val="1A1A1A"/>
-                <w:sz w:val="19"/>
+                <w:sz w:val="22"/>
                 <w:szCs w:val="19"/>
               </w:rPr>
               <w:t xml:space="preserve">6</w:t>
@@ -3867,25 +3878,25 @@
                 <w:rFonts w:ascii="Avenir Next" w:hAnsi="Avenir Next" w:cs="Avenir Next" w:eastAsia="Avenir Next"/>
                 <w:b/>
                 <w:color w:val="003A70"/>
+                <w:sz w:val="22"/>
+                <w:szCs w:val="19"/>
+              </w:rPr>
+              <w:t xml:space="preserve">B</w:t>
+            </w:r>
+            <w:r>
+              <w:rPr>
+                <w:rFonts w:ascii="Avenir Next" w:hAnsi="Avenir Next" w:cs="Avenir Next" w:eastAsia="Avenir Next"/>
+                <w:color w:val="1A1A1A"/>
                 <w:sz w:val="19"/>
                 <w:szCs w:val="19"/>
               </w:rPr>
-              <w:t xml:space="preserve">B</w:t>
-            </w:r>
-            <w:r>
-              <w:rPr>
-                <w:rFonts w:ascii="Avenir Next" w:hAnsi="Avenir Next" w:cs="Avenir Next" w:eastAsia="Avenir Next"/>
-                <w:color w:val="1A1A1A"/>
-                <w:sz w:val="19"/>
-                <w:szCs w:val="19"/>
-              </w:rPr>
               <w:tab/>
             </w:r>
             <w:r>
               <w:rPr>
                 <w:rFonts w:ascii="Avenir Next" w:hAnsi="Avenir Next" w:cs="Avenir Next" w:eastAsia="Avenir Next"/>
                 <w:color w:val="1A1A1A"/>
-                <w:sz w:val="19"/>
+                <w:sz w:val="22"/>
                 <w:szCs w:val="19"/>
               </w:rPr>
               <w:t xml:space="preserve">11</w:t>
@@ -3910,25 +3921,25 @@
                 <w:rFonts w:ascii="Avenir Next" w:hAnsi="Avenir Next" w:cs="Avenir Next" w:eastAsia="Avenir Next"/>
                 <w:b/>
                 <w:color w:val="003A70"/>
+                <w:sz w:val="22"/>
+                <w:szCs w:val="19"/>
+              </w:rPr>
+              <w:t xml:space="preserve">C</w:t>
+            </w:r>
+            <w:r>
+              <w:rPr>
+                <w:rFonts w:ascii="Avenir Next" w:hAnsi="Avenir Next" w:cs="Avenir Next" w:eastAsia="Avenir Next"/>
+                <w:color w:val="1A1A1A"/>
                 <w:sz w:val="19"/>
                 <w:szCs w:val="19"/>
               </w:rPr>
-              <w:t xml:space="preserve">C</w:t>
-            </w:r>
-            <w:r>
-              <w:rPr>
-                <w:rFonts w:ascii="Avenir Next" w:hAnsi="Avenir Next" w:cs="Avenir Next" w:eastAsia="Avenir Next"/>
-                <w:color w:val="1A1A1A"/>
-                <w:sz w:val="19"/>
-                <w:szCs w:val="19"/>
-              </w:rPr>
               <w:tab/>
             </w:r>
             <w:r>
               <w:rPr>
                 <w:rFonts w:ascii="Avenir Next" w:hAnsi="Avenir Next" w:cs="Avenir Next" w:eastAsia="Avenir Next"/>
                 <w:color w:val="1A1A1A"/>
-                <w:sz w:val="19"/>
+                <w:sz w:val="22"/>
                 <w:szCs w:val="19"/>
               </w:rPr>
               <w:t xml:space="preserve">4.5</w:t>
@@ -3953,25 +3964,25 @@
                 <w:rFonts w:ascii="Avenir Next" w:hAnsi="Avenir Next" w:cs="Avenir Next" w:eastAsia="Avenir Next"/>
                 <w:b/>
                 <w:color w:val="003A70"/>
+                <w:sz w:val="22"/>
+                <w:szCs w:val="19"/>
+              </w:rPr>
+              <w:t xml:space="preserve">D</w:t>
+            </w:r>
+            <w:r>
+              <w:rPr>
+                <w:rFonts w:ascii="Avenir Next" w:hAnsi="Avenir Next" w:cs="Avenir Next" w:eastAsia="Avenir Next"/>
+                <w:color w:val="1A1A1A"/>
                 <w:sz w:val="19"/>
                 <w:szCs w:val="19"/>
               </w:rPr>
-              <w:t xml:space="preserve">D</w:t>
-            </w:r>
-            <w:r>
-              <w:rPr>
-                <w:rFonts w:ascii="Avenir Next" w:hAnsi="Avenir Next" w:cs="Avenir Next" w:eastAsia="Avenir Next"/>
-                <w:color w:val="1A1A1A"/>
-                <w:sz w:val="19"/>
-                <w:szCs w:val="19"/>
-              </w:rPr>
               <w:tab/>
             </w:r>
             <w:r>
               <w:rPr>
                 <w:rFonts w:ascii="Avenir Next" w:hAnsi="Avenir Next" w:cs="Avenir Next" w:eastAsia="Avenir Next"/>
                 <w:color w:val="1A1A1A"/>
-                <w:sz w:val="19"/>
+                <w:sz w:val="22"/>
                 <w:szCs w:val="19"/>
               </w:rPr>
               <w:t xml:space="preserve">9</w:t>
@@ -4029,6 +4040,7 @@
           </w:tcPr>
           <w:p>
             <w:pPr>
+              <w:pStyle w:val="Heading2"/>
               <w:spacing w:before="0" w:after="0" w:line="240" w:lineRule="auto"/>
             </w:pPr>
             <w:r>
@@ -4066,7 +4078,7 @@
               <w:rPr>
                 <w:rFonts w:ascii="Avenir Next" w:hAnsi="Avenir Next" w:cs="Avenir Next" w:eastAsia="Avenir Next"/>
                 <w:color w:val="1A1A1A"/>
-                <w:sz w:val="17"/>
+                <w:sz w:val="22"/>
                 <w:szCs w:val="17"/>
               </w:rPr>
               <w:t xml:space="preserve">  I can do this on my own</w:t>
@@ -4095,7 +4107,7 @@
               <w:rPr>
                 <w:rFonts w:ascii="Avenir Next" w:hAnsi="Avenir Next" w:cs="Avenir Next" w:eastAsia="Avenir Next"/>
                 <w:color w:val="1A1A1A"/>
-                <w:sz w:val="17"/>
+                <w:sz w:val="22"/>
                 <w:szCs w:val="17"/>
               </w:rPr>
               <w:t xml:space="preserve">  I need a little help</w:t>
@@ -4124,7 +4136,7 @@
               <w:rPr>
                 <w:rFonts w:ascii="Avenir Next" w:hAnsi="Avenir Next" w:cs="Avenir Next" w:eastAsia="Avenir Next"/>
                 <w:color w:val="1A1A1A"/>
-                <w:sz w:val="17"/>
+                <w:sz w:val="22"/>
                 <w:szCs w:val="17"/>
               </w:rPr>
               <w:t xml:space="preserve">  I have a question about #</w:t>
@@ -4231,7 +4243,106 @@
               <w:sz w:val="15"/>
               <w:szCs w:val="15"/>
             </w:rPr>
-            <w:t xml:space="preserve">Lesson 2-5  ·  Homework Packet</w:t>
+            <w:t xml:space="preserve">2-5 · Page </w:t>
+          </w:r>
+          <w:r>
+            <w:rPr>
+              <w:rFonts w:ascii="Avenir Next" w:hAnsi="Avenir Next" w:cs="Avenir Next" w:eastAsia="Avenir Next"/>
+              <w:color w:val="5A5F66"/>
+              <w:sz w:val="15"/>
+              <w:szCs w:val="15"/>
+            </w:rPr>
+            <w:fldChar w:fldCharType="begin"/>
+          </w:r>
+          <w:r>
+            <w:rPr>
+              <w:rFonts w:ascii="Avenir Next" w:hAnsi="Avenir Next" w:cs="Avenir Next" w:eastAsia="Avenir Next"/>
+              <w:color w:val="5A5F66"/>
+              <w:sz w:val="15"/>
+              <w:szCs w:val="15"/>
+            </w:rPr>
+            <w:instrText xml:space="preserve"> PAGE </w:instrText>
+          </w:r>
+          <w:r>
+            <w:rPr>
+              <w:rFonts w:ascii="Avenir Next" w:hAnsi="Avenir Next" w:cs="Avenir Next" w:eastAsia="Avenir Next"/>
+              <w:color w:val="5A5F66"/>
+              <w:sz w:val="15"/>
+              <w:szCs w:val="15"/>
+            </w:rPr>
+            <w:fldChar w:fldCharType="separate"/>
+          </w:r>
+          <w:r>
+            <w:rPr>
+              <w:rFonts w:ascii="Avenir Next" w:hAnsi="Avenir Next" w:cs="Avenir Next" w:eastAsia="Avenir Next"/>
+              <w:color w:val="5A5F66"/>
+              <w:sz w:val="15"/>
+              <w:szCs w:val="15"/>
+            </w:rPr>
+            <w:t xml:space="preserve">1</w:t>
+          </w:r>
+          <w:r>
+            <w:rPr>
+              <w:rFonts w:ascii="Avenir Next" w:hAnsi="Avenir Next" w:cs="Avenir Next" w:eastAsia="Avenir Next"/>
+              <w:color w:val="5A5F66"/>
+              <w:sz w:val="15"/>
+              <w:szCs w:val="15"/>
+            </w:rPr>
+            <w:fldChar w:fldCharType="end"/>
+          </w:r>
+          <w:r>
+            <w:rPr>
+              <w:rFonts w:ascii="Avenir Next" w:hAnsi="Avenir Next" w:cs="Avenir Next" w:eastAsia="Avenir Next"/>
+              <w:color w:val="5A5F66"/>
+              <w:sz w:val="15"/>
+              <w:szCs w:val="15"/>
+            </w:rPr>
+            <w:t xml:space="preserve"> of </w:t>
+          </w:r>
+          <w:r>
+            <w:rPr>
+              <w:rFonts w:ascii="Avenir Next" w:hAnsi="Avenir Next" w:cs="Avenir Next" w:eastAsia="Avenir Next"/>
+              <w:color w:val="5A5F66"/>
+              <w:sz w:val="15"/>
+              <w:szCs w:val="15"/>
+            </w:rPr>
+            <w:fldChar w:fldCharType="begin"/>
+          </w:r>
+          <w:r>
+            <w:rPr>
+              <w:rFonts w:ascii="Avenir Next" w:hAnsi="Avenir Next" w:cs="Avenir Next" w:eastAsia="Avenir Next"/>
+              <w:color w:val="5A5F66"/>
+              <w:sz w:val="15"/>
+              <w:szCs w:val="15"/>
+            </w:rPr>
+            <w:instrText xml:space="preserve"> NUMPAGES </w:instrText>
+          </w:r>
+          <w:r>
+            <w:rPr>
+              <w:rFonts w:ascii="Avenir Next" w:hAnsi="Avenir Next" w:cs="Avenir Next" w:eastAsia="Avenir Next"/>
+              <w:color w:val="5A5F66"/>
+              <w:sz w:val="15"/>
+              <w:szCs w:val="15"/>
+            </w:rPr>
+            <w:fldChar w:fldCharType="separate"/>
+          </w:r>
+          <w:r>
+            <w:rPr>
+              <w:rFonts w:ascii="Avenir Next" w:hAnsi="Avenir Next" w:cs="Avenir Next" w:eastAsia="Avenir Next"/>
+              <w:color w:val="5A5F66"/>
+              <w:sz w:val="15"/>
+              <w:szCs w:val="15"/>
+            </w:rPr>
+            <w:t xml:space="preserve">1</w:t>
+          </w:r>
+          <w:r>
+            <w:rPr>
+              <w:rFonts w:ascii="Avenir Next" w:hAnsi="Avenir Next" w:cs="Avenir Next" w:eastAsia="Avenir Next"/>
+              <w:color w:val="5A5F66"/>
+              <w:sz w:val="15"/>
+              <w:szCs w:val="15"/>
+            </w:rPr>
+            <w:fldChar w:fldCharType="end"/>
           </w:r>
         </w:p>
       </w:tc>
@@ -4274,5 +4385,23 @@
       </w:tblCellMar>
     </w:tblPr>
   </w:style>
+  <w:style w:type="paragraph" w:styleId="Heading1">
+    <w:name w:val="heading 1"/>
+    <w:basedOn w:val="Normal"/>
+    <w:pPr>
+      <w:outlineLvl w:val="0"/>
+      <w:keepNext w:val="0"/>
+      <w:keepLines w:val="0"/>
+    </w:pPr>
+  </w:style>
+  <w:style w:type="paragraph" w:styleId="Heading2">
+    <w:name w:val="heading 2"/>
+    <w:basedOn w:val="Normal"/>
+    <w:pPr>
+      <w:outlineLvl w:val="1"/>
+      <w:keepNext w:val="0"/>
+      <w:keepLines w:val="0"/>
+    </w:pPr>
+  </w:style>
 </w:styles>
 </file>